--- a/LLDD/word/FE/LLDD-FE-Document-Lists.docx
+++ b/LLDD/word/FE/LLDD-FE-Document-Lists.docx
@@ -1911,9 +1911,152 @@
             <w:r>
               <w:rPr>
                 <w:rFonts w:ascii="Arial" w:hAnsi="Arial" w:eastAsia="Arial" w:cs="Tahoma"/>
-                <w:sz w:val="18"/>
-              </w:rPr>
-              <w:t>ใช้ filter chip</w:t>
+                <w:b/>
+                <w:sz w:val="18"/>
+              </w:rPr>
+              <w:t>เงื่อนไขต่อบทบาท (มติ 2026-09-01 · ทำในโปรโตไทป์แล้ว):</w:t>
+            </w:r>
+            <w:r>
+              <w:rPr>
+                <w:rFonts w:ascii="Arial" w:hAnsi="Arial" w:eastAsia="Arial" w:cs="Tahoma"/>
+                <w:sz w:val="18"/>
+              </w:rPr>
+              <w:t xml:space="preserve"> หน้า </w:t>
+            </w:r>
+            <w:r>
+              <w:rPr>
+                <w:rFonts w:ascii="Arial" w:hAnsi="Arial" w:eastAsia="Arial" w:cs="Tahoma"/>
+                <w:b/>
+                <w:sz w:val="18"/>
+              </w:rPr>
+              <w:t>รอดำเนินการ</w:t>
+            </w:r>
+            <w:r>
+              <w:rPr>
+                <w:rFonts w:ascii="Arial" w:hAnsi="Arial" w:eastAsia="Arial" w:cs="Tahoma"/>
+                <w:sz w:val="18"/>
+              </w:rPr>
+              <w:t xml:space="preserve"> แสดงตัวกรองนี้ </w:t>
+            </w:r>
+            <w:r>
+              <w:rPr>
+                <w:rFonts w:ascii="Arial" w:hAnsi="Arial" w:eastAsia="Arial" w:cs="Tahoma"/>
+                <w:b/>
+                <w:sz w:val="18"/>
+              </w:rPr>
+              <w:t>เฉพาะบทบาท 06</w:t>
+            </w:r>
+            <w:r>
+              <w:rPr>
+                <w:rFonts w:ascii="Arial" w:hAnsi="Arial" w:eastAsia="Arial" w:cs="Tahoma"/>
+                <w:sz w:val="18"/>
+              </w:rPr>
+              <w:t xml:space="preserve"> เพราะ inbox ของ 08/01/02/03 มีสถานะเดียว (</w:t>
+            </w:r>
+            <w:r>
+              <w:rPr>
+                <w:rFonts w:ascii="Arial" w:hAnsi="Arial" w:eastAsia="Arial" w:cs="Tahoma"/>
+                <w:color w:val="8A3324"/>
+                <w:sz w:val="18"/>
+              </w:rPr>
+              <w:t>รอ&lt;บทบาท&gt;ดำเนินการ</w:t>
+            </w:r>
+            <w:r>
+              <w:rPr>
+                <w:rFonts w:ascii="Arial" w:hAnsi="Arial" w:eastAsia="Arial" w:cs="Tahoma"/>
+                <w:sz w:val="18"/>
+              </w:rPr>
+              <w:t xml:space="preserve">) ตัวกรองจึงไม่มีประโยชน์ — ซ่อนไปเลย · ของบทบาท 06 ใส่ </w:t>
+            </w:r>
+            <w:r>
+              <w:rPr>
+                <w:rFonts w:ascii="Arial" w:hAnsi="Arial" w:eastAsia="Arial" w:cs="Tahoma"/>
+                <w:b/>
+                <w:sz w:val="18"/>
+              </w:rPr>
+              <w:t>เฉพาะ 3 ตัวเลือกที่บทบาทนี้เห็นจริง</w:t>
+            </w:r>
+            <w:r>
+              <w:rPr>
+                <w:rFonts w:ascii="Arial" w:hAnsi="Arial" w:eastAsia="Arial" w:cs="Tahoma"/>
+                <w:sz w:val="18"/>
+              </w:rPr>
+              <w:t xml:space="preserve"> เท่านั้น: </w:t>
+            </w:r>
+            <w:r>
+              <w:rPr>
+                <w:rFonts w:ascii="Arial" w:hAnsi="Arial" w:eastAsia="Arial" w:cs="Tahoma"/>
+                <w:color w:val="8A3324"/>
+                <w:sz w:val="18"/>
+              </w:rPr>
+              <w:t>รอฝ่าย SBP DSA ดำเนินการ</w:t>
+            </w:r>
+            <w:r>
+              <w:rPr>
+                <w:rFonts w:ascii="Arial" w:hAnsi="Arial" w:eastAsia="Arial" w:cs="Tahoma"/>
+                <w:sz w:val="18"/>
+              </w:rPr>
+              <w:t xml:space="preserve"> · </w:t>
+            </w:r>
+            <w:r>
+              <w:rPr>
+                <w:rFonts w:ascii="Arial" w:hAnsi="Arial" w:eastAsia="Arial" w:cs="Tahoma"/>
+                <w:color w:val="8A3324"/>
+                <w:sz w:val="18"/>
+              </w:rPr>
+              <w:t>เสร็จสิ้นดำเนินการ + หยุดชดเชย (เปิดพิจารณาใหม่ได้)</w:t>
+            </w:r>
+            <w:r>
+              <w:rPr>
+                <w:rFonts w:ascii="Arial" w:hAnsi="Arial" w:eastAsia="Arial" w:cs="Tahoma"/>
+                <w:sz w:val="18"/>
+              </w:rPr>
+              <w:t xml:space="preserve"> · </w:t>
+            </w:r>
+            <w:r>
+              <w:rPr>
+                <w:rFonts w:ascii="Arial" w:hAnsi="Arial" w:eastAsia="Arial" w:cs="Tahoma"/>
+                <w:color w:val="8A3324"/>
+                <w:sz w:val="18"/>
+              </w:rPr>
+              <w:t>เสร็จสิ้นดำเนินการ + ไม่ชดเชย</w:t>
+            </w:r>
+            <w:r>
+              <w:rPr>
+                <w:rFonts w:ascii="Arial" w:hAnsi="Arial" w:eastAsia="Arial" w:cs="Tahoma"/>
+                <w:sz w:val="18"/>
+              </w:rPr>
+              <w:t xml:space="preserve"> — </w:t>
+            </w:r>
+            <w:r>
+              <w:rPr>
+                <w:rFonts w:ascii="Arial" w:hAnsi="Arial" w:eastAsia="Arial" w:cs="Tahoma"/>
+                <w:b/>
+                <w:sz w:val="18"/>
+              </w:rPr>
+              <w:t>ห้ามยกสถานะของบทบาทอื่นมาให้เลือกลอย ๆ</w:t>
+            </w:r>
+            <w:r>
+              <w:rPr>
+                <w:rFonts w:ascii="Arial" w:hAnsi="Arial" w:eastAsia="Arial" w:cs="Tahoma"/>
+                <w:sz w:val="18"/>
+              </w:rPr>
+              <w:t xml:space="preserve"> · หน้า </w:t>
+            </w:r>
+            <w:r>
+              <w:rPr>
+                <w:rFonts w:ascii="Arial" w:hAnsi="Arial" w:eastAsia="Arial" w:cs="Tahoma"/>
+                <w:b/>
+                <w:sz w:val="18"/>
+              </w:rPr>
+              <w:t>ที่เกี่ยวข้อง</w:t>
+            </w:r>
+            <w:r>
+              <w:rPr>
+                <w:rFonts w:ascii="Arial" w:hAnsi="Arial" w:eastAsia="Arial" w:cs="Tahoma"/>
+                <w:sz w:val="18"/>
+              </w:rPr>
+              <w:t xml:space="preserve"> ไม่ถูกกระทบ ยังแสดงตัวกรองครบทุกค่า · สลับบทบาทแล้วต้อง rebuild ตัวเลือกใหม่และคงค่าที่เลือกไว้ถ้ายังมีอยู่ ไม่งั้น reset เป็น 'ทุกสถานะ'</w:t>
             </w:r>
           </w:p>
         </w:tc>
@@ -5579,7 +5722,9 @@
               <w:br/>
               <w:t xml:space="preserve">  "size": 20,</w:t>
               <w:br/>
-              <w:t xml:space="preserve">  "status": "06"</w:t>
+              <w:t xml:space="preserve">  "status": "06",</w:t>
+              <w:br/>
+              <w:t xml:space="preserve">  "sectionCode": "06"</w:t>
               <w:br/>
               <w:t>}</w:t>
             </w:r>
@@ -6016,6 +6161,111 @@
                 <w:sz w:val="18"/>
               </w:rPr>
               <w:t>UTF-8; use value domain described by endpoint purpose</w:t>
+            </w:r>
+          </w:p>
+        </w:tc>
+      </w:tr>
+      <w:tr>
+        <w:trPr>
+          <w:cantSplit/>
+        </w:trPr>
+        <w:tc>
+          <w:tcPr>
+            <w:tcW w:type="dxa" w:w="2520"/>
+            <w:vAlign w:val="center"/>
+          </w:tcPr>
+          <w:p>
+            <w:pPr>
+              <w:keepLines/>
+              <w:spacing w:after="0"/>
+            </w:pPr>
+            <w:r>
+              <w:rPr>
+                <w:rFonts w:ascii="Arial" w:hAnsi="Arial" w:eastAsia="Arial" w:cs="Tahoma"/>
+                <w:sz w:val="18"/>
+              </w:rPr>
+            </w:r>
+            <w:r>
+              <w:rPr>
+                <w:rFonts w:ascii="Arial" w:hAnsi="Arial" w:eastAsia="Arial" w:cs="Tahoma"/>
+                <w:sz w:val="18"/>
+              </w:rPr>
+              <w:t>sectionCode</w:t>
+            </w:r>
+          </w:p>
+        </w:tc>
+        <w:tc>
+          <w:tcPr>
+            <w:tcW w:type="dxa" w:w="2520"/>
+            <w:vAlign w:val="center"/>
+          </w:tcPr>
+          <w:p>
+            <w:pPr>
+              <w:keepLines/>
+              <w:spacing w:after="0"/>
+            </w:pPr>
+            <w:r>
+              <w:rPr>
+                <w:rFonts w:ascii="Arial" w:hAnsi="Arial" w:eastAsia="Arial" w:cs="Tahoma"/>
+                <w:sz w:val="18"/>
+              </w:rPr>
+            </w:r>
+            <w:r>
+              <w:rPr>
+                <w:rFonts w:ascii="Arial" w:hAnsi="Arial" w:eastAsia="Arial" w:cs="Tahoma"/>
+                <w:sz w:val="18"/>
+              </w:rPr>
+              <w:t>string</w:t>
+            </w:r>
+          </w:p>
+        </w:tc>
+        <w:tc>
+          <w:tcPr>
+            <w:tcW w:type="dxa" w:w="2520"/>
+            <w:vAlign w:val="center"/>
+          </w:tcPr>
+          <w:p>
+            <w:pPr>
+              <w:keepLines/>
+              <w:spacing w:after="0"/>
+            </w:pPr>
+            <w:r>
+              <w:rPr>
+                <w:rFonts w:ascii="Arial" w:hAnsi="Arial" w:eastAsia="Arial" w:cs="Tahoma"/>
+                <w:sz w:val="18"/>
+              </w:rPr>
+            </w:r>
+            <w:r>
+              <w:rPr>
+                <w:rFonts w:ascii="Arial" w:hAnsi="Arial" w:eastAsia="Arial" w:cs="Tahoma"/>
+                <w:sz w:val="18"/>
+              </w:rPr>
+              <w:t>No</w:t>
+            </w:r>
+          </w:p>
+        </w:tc>
+        <w:tc>
+          <w:tcPr>
+            <w:tcW w:type="dxa" w:w="2520"/>
+            <w:vAlign w:val="center"/>
+          </w:tcPr>
+          <w:p>
+            <w:pPr>
+              <w:keepLines/>
+              <w:spacing w:after="0"/>
+            </w:pPr>
+            <w:r>
+              <w:rPr>
+                <w:rFonts w:ascii="Arial" w:hAnsi="Arial" w:eastAsia="Arial" w:cs="Tahoma"/>
+                <w:sz w:val="18"/>
+              </w:rPr>
+            </w:r>
+            <w:r>
+              <w:rPr>
+                <w:rFonts w:ascii="Arial" w:hAnsi="Arial" w:eastAsia="Arial" w:cs="Tahoma"/>
+                <w:sz w:val="18"/>
+              </w:rPr>
+              <w:t>canonical code; do not replace with display label</w:t>
             </w:r>
           </w:p>
         </w:tc>
@@ -7898,6 +8148,10 @@
               <w:br/>
               <w:t xml:space="preserve">  "year": 2026,</w:t>
               <w:br/>
+              <w:t xml:space="preserve">  "storeCode": "00788",</w:t>
+              <w:br/>
+              <w:t xml:space="preserve">  "status": "06",</w:t>
+              <w:br/>
               <w:t xml:space="preserve">  "page": 1,</w:t>
               <w:br/>
               <w:t xml:space="preserve">  "size": 20</w:t>
@@ -8102,6 +8356,216 @@
                 <w:sz w:val="18"/>
               </w:rPr>
               <w:t>Yes</w:t>
+            </w:r>
+          </w:p>
+        </w:tc>
+        <w:tc>
+          <w:tcPr>
+            <w:tcW w:type="dxa" w:w="2520"/>
+            <w:vAlign w:val="center"/>
+          </w:tcPr>
+          <w:p>
+            <w:pPr>
+              <w:keepLines/>
+              <w:spacing w:after="0"/>
+            </w:pPr>
+            <w:r>
+              <w:rPr>
+                <w:rFonts w:ascii="Arial" w:hAnsi="Arial" w:eastAsia="Arial" w:cs="Tahoma"/>
+                <w:sz w:val="18"/>
+              </w:rPr>
+            </w:r>
+            <w:r>
+              <w:rPr>
+                <w:rFonts w:ascii="Arial" w:hAnsi="Arial" w:eastAsia="Arial" w:cs="Tahoma"/>
+                <w:sz w:val="18"/>
+              </w:rPr>
+              <w:t>UTF-8; use value domain described by endpoint purpose</w:t>
+            </w:r>
+          </w:p>
+        </w:tc>
+      </w:tr>
+      <w:tr>
+        <w:trPr>
+          <w:cantSplit/>
+        </w:trPr>
+        <w:tc>
+          <w:tcPr>
+            <w:tcW w:type="dxa" w:w="2520"/>
+            <w:vAlign w:val="center"/>
+          </w:tcPr>
+          <w:p>
+            <w:pPr>
+              <w:keepLines/>
+              <w:spacing w:after="0"/>
+            </w:pPr>
+            <w:r>
+              <w:rPr>
+                <w:rFonts w:ascii="Arial" w:hAnsi="Arial" w:eastAsia="Arial" w:cs="Tahoma"/>
+                <w:sz w:val="18"/>
+              </w:rPr>
+            </w:r>
+            <w:r>
+              <w:rPr>
+                <w:rFonts w:ascii="Arial" w:hAnsi="Arial" w:eastAsia="Arial" w:cs="Tahoma"/>
+                <w:sz w:val="18"/>
+              </w:rPr>
+              <w:t>storeCode</w:t>
+            </w:r>
+          </w:p>
+        </w:tc>
+        <w:tc>
+          <w:tcPr>
+            <w:tcW w:type="dxa" w:w="2520"/>
+            <w:vAlign w:val="center"/>
+          </w:tcPr>
+          <w:p>
+            <w:pPr>
+              <w:keepLines/>
+              <w:spacing w:after="0"/>
+            </w:pPr>
+            <w:r>
+              <w:rPr>
+                <w:rFonts w:ascii="Arial" w:hAnsi="Arial" w:eastAsia="Arial" w:cs="Tahoma"/>
+                <w:sz w:val="18"/>
+              </w:rPr>
+            </w:r>
+            <w:r>
+              <w:rPr>
+                <w:rFonts w:ascii="Arial" w:hAnsi="Arial" w:eastAsia="Arial" w:cs="Tahoma"/>
+                <w:sz w:val="18"/>
+              </w:rPr>
+              <w:t>string</w:t>
+            </w:r>
+          </w:p>
+        </w:tc>
+        <w:tc>
+          <w:tcPr>
+            <w:tcW w:type="dxa" w:w="2520"/>
+            <w:vAlign w:val="center"/>
+          </w:tcPr>
+          <w:p>
+            <w:pPr>
+              <w:keepLines/>
+              <w:spacing w:after="0"/>
+            </w:pPr>
+            <w:r>
+              <w:rPr>
+                <w:rFonts w:ascii="Arial" w:hAnsi="Arial" w:eastAsia="Arial" w:cs="Tahoma"/>
+                <w:sz w:val="18"/>
+              </w:rPr>
+            </w:r>
+            <w:r>
+              <w:rPr>
+                <w:rFonts w:ascii="Arial" w:hAnsi="Arial" w:eastAsia="Arial" w:cs="Tahoma"/>
+                <w:sz w:val="18"/>
+              </w:rPr>
+              <w:t>No</w:t>
+            </w:r>
+          </w:p>
+        </w:tc>
+        <w:tc>
+          <w:tcPr>
+            <w:tcW w:type="dxa" w:w="2520"/>
+            <w:vAlign w:val="center"/>
+          </w:tcPr>
+          <w:p>
+            <w:pPr>
+              <w:keepLines/>
+              <w:spacing w:after="0"/>
+            </w:pPr>
+            <w:r>
+              <w:rPr>
+                <w:rFonts w:ascii="Arial" w:hAnsi="Arial" w:eastAsia="Arial" w:cs="Tahoma"/>
+                <w:sz w:val="18"/>
+              </w:rPr>
+            </w:r>
+            <w:r>
+              <w:rPr>
+                <w:rFonts w:ascii="Arial" w:hAnsi="Arial" w:eastAsia="Arial" w:cs="Tahoma"/>
+                <w:sz w:val="18"/>
+              </w:rPr>
+              <w:t>exactly 5 digits; preserve leading zero</w:t>
+            </w:r>
+          </w:p>
+        </w:tc>
+      </w:tr>
+      <w:tr>
+        <w:trPr>
+          <w:cantSplit/>
+        </w:trPr>
+        <w:tc>
+          <w:tcPr>
+            <w:tcW w:type="dxa" w:w="2520"/>
+            <w:vAlign w:val="center"/>
+          </w:tcPr>
+          <w:p>
+            <w:pPr>
+              <w:keepLines/>
+              <w:spacing w:after="0"/>
+            </w:pPr>
+            <w:r>
+              <w:rPr>
+                <w:rFonts w:ascii="Arial" w:hAnsi="Arial" w:eastAsia="Arial" w:cs="Tahoma"/>
+                <w:sz w:val="18"/>
+              </w:rPr>
+            </w:r>
+            <w:r>
+              <w:rPr>
+                <w:rFonts w:ascii="Arial" w:hAnsi="Arial" w:eastAsia="Arial" w:cs="Tahoma"/>
+                <w:sz w:val="18"/>
+              </w:rPr>
+              <w:t>status</w:t>
+            </w:r>
+          </w:p>
+        </w:tc>
+        <w:tc>
+          <w:tcPr>
+            <w:tcW w:type="dxa" w:w="2520"/>
+            <w:vAlign w:val="center"/>
+          </w:tcPr>
+          <w:p>
+            <w:pPr>
+              <w:keepLines/>
+              <w:spacing w:after="0"/>
+            </w:pPr>
+            <w:r>
+              <w:rPr>
+                <w:rFonts w:ascii="Arial" w:hAnsi="Arial" w:eastAsia="Arial" w:cs="Tahoma"/>
+                <w:sz w:val="18"/>
+              </w:rPr>
+            </w:r>
+            <w:r>
+              <w:rPr>
+                <w:rFonts w:ascii="Arial" w:hAnsi="Arial" w:eastAsia="Arial" w:cs="Tahoma"/>
+                <w:sz w:val="18"/>
+              </w:rPr>
+              <w:t>string</w:t>
+            </w:r>
+          </w:p>
+        </w:tc>
+        <w:tc>
+          <w:tcPr>
+            <w:tcW w:type="dxa" w:w="2520"/>
+            <w:vAlign w:val="center"/>
+          </w:tcPr>
+          <w:p>
+            <w:pPr>
+              <w:keepLines/>
+              <w:spacing w:after="0"/>
+            </w:pPr>
+            <w:r>
+              <w:rPr>
+                <w:rFonts w:ascii="Arial" w:hAnsi="Arial" w:eastAsia="Arial" w:cs="Tahoma"/>
+                <w:sz w:val="18"/>
+              </w:rPr>
+            </w:r>
+            <w:r>
+              <w:rPr>
+                <w:rFonts w:ascii="Arial" w:hAnsi="Arial" w:eastAsia="Arial" w:cs="Tahoma"/>
+                <w:sz w:val="18"/>
+              </w:rPr>
+              <w:t>No</w:t>
             </w:r>
           </w:p>
         </w:tc>
@@ -10238,7 +10702,7 @@
     </w:p>
     <w:p>
       <w:pPr>
-        <w:pStyle w:val="Heading3"/>
+        <w:pStyle w:val="Heading2"/>
         <w:keepNext/>
         <w:keepLines/>
         <w:pageBreakBefore w:val="0"/>
@@ -10685,7 +11149,7 @@
     <w:p/>
     <w:p>
       <w:pPr>
-        <w:pStyle w:val="Heading3"/>
+        <w:pStyle w:val="Heading2"/>
         <w:keepNext/>
         <w:keepLines/>
         <w:pageBreakBefore w:val="0"/>
@@ -10727,6 +11191,8 @@
         <w:br/>
         <w:t>import { permissionStore } from '@/stores/permissionStore';</w:t>
         <w:br/>
+        <w:t>import DocumentListsForm from '@/components/sgi/document-lists/DocumentListsForm';</w:t>
+        <w:br/>
         <w:t>import { apiErrorMessage } from '@/lib/sgi/apiError';</w:t>
         <w:br/>
         <w:t>import { useSgiDocumentTasksQuery } from '@/hooks/sgi/document.query';</w:t>
@@ -10761,9 +11227,11 @@
         <w:br/>
         <w:t xml:space="preserve">    &lt;div className="flex flex-col gap-4 p-4"&gt;</w:t>
         <w:br/>
-        <w:t xml:space="preserve">      &lt;h1 className="text-xl font-semibold"&gt;{/* TODO: หัวข้อหน้าจอตาม ข้อกำหนดทางธุรกิจ */}&lt;/h1&gt;</w:t>
+        <w:t xml:space="preserve">      {/* ชื่อหน้าจอมาจาก Objective ของเอกสารฉบับนี้ — ตรงกับ breadcrumb ของ prototype */}</w:t>
         <w:br/>
-        <w:t xml:space="preserve">      {/* TODO: &lt;DocumentListsForm onSearch={(v) =&gt; setQuery((q) =&gt; ({ ...q, ...v, page: 1 }))} /&gt; */}</w:t>
+        <w:t xml:space="preserve">      &lt;h1 className="text-xl font-semibold"&gt;Document Lists&lt;/h1&gt;</w:t>
+        <w:br/>
+        <w:t xml:space="preserve">      &lt;DocumentListsForm onSubmit={(v) =&gt; setQuery((q) =&gt; ({ ...q, ...v, page: 1 }))} /&gt;</w:t>
         <w:br/>
         <w:t xml:space="preserve">      &lt;Table</w:t>
         <w:br/>
@@ -10824,7 +11292,7 @@
     </w:p>
     <w:p>
       <w:pPr>
-        <w:pStyle w:val="Heading3"/>
+        <w:pStyle w:val="Heading2"/>
         <w:keepNext/>
         <w:keepLines/>
         <w:pageBreakBefore w:val="0"/>
@@ -10923,12 +11391,24 @@
         <w:t>}</w:t>
         <w:br/>
         <w:br/>
-        <w:t>// TODO: ยืนยันกับทีม BFF ว่า unwrap envelope { success, data } ที่ชั้นไหน (BFF หรือ FE)</w:t>
+        <w:t>// ── envelope: อ่าน `data.data` ชั้นเดียว (ยืนยันจากโค้ดจริงของ BFF 2026-09-04) ──</w:t>
+        <w:br/>
+        <w:t>//   BFF มี ResponseInterceptor ระดับ global (src/common/interceptors/response.interceptor.ts)</w:t>
+        <w:br/>
+        <w:t>//   ที่ห่อผลลัพธ์ของ controller เป็น { success, data, requestId } ให้เสมอ</w:t>
+        <w:br/>
+        <w:t>//   ⚠️ ถ้า client service ของ BFF คืน `response.data` ดิบ (= envelope ของ store-backend)</w:t>
+        <w:br/>
+        <w:t>//      interceptor จะเห็นคีย์ success แล้วห่อซ้ำ → FE ได้ { success, data: { data: &lt;payload&gt; } }</w:t>
+        <w:br/>
+        <w:t>//      สัญญาที่ตกลง: **BFF ต้อง unwrap ของ store-backend ก่อน 1 ชั้น** (คืน response.data.data)</w:t>
+        <w:br/>
+        <w:t>//      FE จึงอ่าน data.data ชั้นเดียวตามโค้ดด้านบน · requestId ใช้อ้างอิงตอนแจ้งปัญหา</w:t>
       </w:r>
     </w:p>
     <w:p>
       <w:pPr>
-        <w:pStyle w:val="Heading3"/>
+        <w:pStyle w:val="Heading2"/>
         <w:keepNext/>
         <w:keepLines/>
         <w:pageBreakBefore w:val="0"/>
@@ -11009,6 +11489,8 @@
         <w:br/>
         <w:t xml:space="preserve">  status?: string;</w:t>
         <w:br/>
+        <w:t xml:space="preserve">  sectionCode?: string;</w:t>
+        <w:br/>
         <w:t>}</w:t>
         <w:br/>
         <w:br/>
@@ -11048,6 +11530,10 @@
         <w:t>export interface SgiDocumentParams {</w:t>
         <w:br/>
         <w:t xml:space="preserve">  year?: number;</w:t>
+        <w:br/>
+        <w:t xml:space="preserve">  storeCode?: string;</w:t>
+        <w:br/>
+        <w:t xml:space="preserve">  status?: string;</w:t>
         <w:br/>
         <w:t xml:space="preserve">  page?: number;</w:t>
         <w:br/>
@@ -11092,7 +11578,7 @@
     </w:p>
     <w:p>
       <w:pPr>
-        <w:pStyle w:val="Heading3"/>
+        <w:pStyle w:val="Heading2"/>
         <w:keepNext/>
         <w:keepLines/>
         <w:pageBreakBefore w:val="0"/>
@@ -11211,7 +11697,7 @@
     </w:p>
     <w:p>
       <w:pPr>
-        <w:pStyle w:val="Heading3"/>
+        <w:pStyle w:val="Heading2"/>
         <w:keepNext/>
         <w:keepLines/>
         <w:pageBreakBefore w:val="0"/>
@@ -11267,7 +11753,7 @@
         <w:br/>
         <w:t xml:space="preserve">  year: yup.string().required('กรุณาระบุ year'), // default current year (ค.ศ.)</w:t>
         <w:br/>
-        <w:t xml:space="preserve">  status: yup.string(), // ใช้ filter chip</w:t>
+        <w:t xml:space="preserve">  status: yup.string(), // **เงื่อนไขต่อบทบาท (มติ 2026-09-01 · ทำในโปรโตไทป์แล้ว):** หน้า **รอดำ</w:t>
         <w:br/>
         <w:t>});</w:t>
         <w:br/>

--- a/LLDD/word/FE/LLDD-FE-Document-Lists.docx
+++ b/LLDD/word/FE/LLDD-FE-Document-Lists.docx
@@ -1783,7 +1783,7 @@
                 <w:rFonts w:ascii="Arial" w:hAnsi="Arial" w:eastAsia="Arial" w:cs="Tahoma"/>
                 <w:sz w:val="18"/>
               </w:rPr>
-              <w:t>required สำหรับ /sgi/document</w:t>
+              <w:t>required สำหรับ /sgi/document และ /sgi/report/status-summary</w:t>
             </w:r>
           </w:p>
         </w:tc>
@@ -1806,9 +1806,31 @@
             <w:r>
               <w:rPr>
                 <w:rFonts w:ascii="Arial" w:hAnsi="Arial" w:eastAsia="Arial" w:cs="Tahoma"/>
-                <w:sz w:val="18"/>
-              </w:rPr>
-              <w:t>default current year (ค.ศ.)</w:t>
+                <w:b/>
+                <w:sz w:val="18"/>
+              </w:rPr>
+              <w:t>ไม่มีช่องบนหน้าจอทั้งสองหน้า — FE เป็นผู้ใส่ให้</w:t>
+            </w:r>
+            <w:r>
+              <w:rPr>
+                <w:rFonts w:ascii="Arial" w:hAnsi="Arial" w:eastAsia="Arial" w:cs="Tahoma"/>
+                <w:sz w:val="18"/>
+              </w:rPr>
+              <w:t xml:space="preserve">: หน้ารายการใช้ปีปัจจุบัน (ค.ศ.) · หน้ารายงานใช้ปีของ </w:t>
+            </w:r>
+            <w:r>
+              <w:rPr>
+                <w:rFonts w:ascii="Courier New" w:hAnsi="Courier New" w:eastAsia="Courier New" w:cs="Tahoma"/>
+                <w:sz w:val="18"/>
+              </w:rPr>
+              <w:t>periodStatementFrom</w:t>
+            </w:r>
+            <w:r>
+              <w:rPr>
+                <w:rFonts w:ascii="Arial" w:hAnsi="Arial" w:eastAsia="Arial" w:cs="Tahoma"/>
+                <w:sz w:val="18"/>
+              </w:rPr>
+              <w:t xml:space="preserve"> ถ้าผู้ใช้ระบุ ไม่งั้นใช้ปีปัจจุบัน</w:t>
             </w:r>
           </w:p>
         </w:tc>
@@ -5718,13 +5740,33 @@
               </w:rPr>
               <w:t>{</w:t>
               <w:br/>
+              <w:t xml:space="preserve">  "status": "06",</w:t>
+              <w:br/>
+              <w:t xml:space="preserve">  "keyword": "โลตัส",</w:t>
+              <w:br/>
+              <w:t xml:space="preserve">  "regionCode": "BE",</w:t>
+              <w:br/>
+              <w:t xml:space="preserve">  "storeType": "A",</w:t>
+              <w:br/>
+              <w:t xml:space="preserve">  "createdFrom": "2026-06-01",</w:t>
+              <w:br/>
+              <w:t xml:space="preserve">  "createdTo": "2026-06-30",</w:t>
+              <w:br/>
+              <w:t xml:space="preserve">  "salesDeclineMin": 10,</w:t>
+              <w:br/>
+              <w:t xml:space="preserve">  "salesDeclineMax": 80,</w:t>
+              <w:br/>
+              <w:t xml:space="preserve">  "compensationMin": 0,</w:t>
+              <w:br/>
+              <w:t xml:space="preserve">  "compensationMax": 500000,</w:t>
+              <w:br/>
+              <w:t xml:space="preserve">  "daysPendingMin": 0,</w:t>
+              <w:br/>
+              <w:t xml:space="preserve">  "daysPendingMax": 30,</w:t>
+              <w:br/>
               <w:t xml:space="preserve">  "page": 1,</w:t>
               <w:br/>
-              <w:t xml:space="preserve">  "size": 20,</w:t>
-              <w:br/>
-              <w:t xml:space="preserve">  "status": "06",</w:t>
-              <w:br/>
-              <w:t xml:space="preserve">  "sectionCode": "06"</w:t>
+              <w:t xml:space="preserve">  "size": 20</w:t>
               <w:br/>
               <w:t>}</w:t>
             </w:r>
@@ -5875,7 +5917,7 @@
                 <w:rFonts w:ascii="Arial" w:hAnsi="Arial" w:eastAsia="Arial" w:cs="Tahoma"/>
                 <w:sz w:val="18"/>
               </w:rPr>
-              <w:t>page</w:t>
+              <w:t>status</w:t>
             </w:r>
           </w:p>
         </w:tc>
@@ -5900,7 +5942,7 @@
                 <w:rFonts w:ascii="Arial" w:hAnsi="Arial" w:eastAsia="Arial" w:cs="Tahoma"/>
                 <w:sz w:val="18"/>
               </w:rPr>
-              <w:t>integer</w:t>
+              <w:t>string</w:t>
             </w:r>
           </w:p>
         </w:tc>
@@ -5950,7 +5992,7 @@
                 <w:rFonts w:ascii="Arial" w:hAnsi="Arial" w:eastAsia="Arial" w:cs="Tahoma"/>
                 <w:sz w:val="18"/>
               </w:rPr>
-              <w:t>&gt;= 1; default 1</w:t>
+              <w:t>UTF-8; use value domain described by endpoint purpose</w:t>
             </w:r>
           </w:p>
         </w:tc>
@@ -5980,7 +6022,7 @@
                 <w:rFonts w:ascii="Arial" w:hAnsi="Arial" w:eastAsia="Arial" w:cs="Tahoma"/>
                 <w:sz w:val="18"/>
               </w:rPr>
-              <w:t>size</w:t>
+              <w:t>keyword</w:t>
             </w:r>
           </w:p>
         </w:tc>
@@ -6005,7 +6047,7 @@
                 <w:rFonts w:ascii="Arial" w:hAnsi="Arial" w:eastAsia="Arial" w:cs="Tahoma"/>
                 <w:sz w:val="18"/>
               </w:rPr>
-              <w:t>integer</w:t>
+              <w:t>string</w:t>
             </w:r>
           </w:p>
         </w:tc>
@@ -6055,7 +6097,22 @@
                 <w:rFonts w:ascii="Arial" w:hAnsi="Arial" w:eastAsia="Arial" w:cs="Tahoma"/>
                 <w:sz w:val="18"/>
               </w:rPr>
-              <w:t>1..100; default 20</w:t>
+              <w:t xml:space="preserve">ช่อง </w:t>
+            </w:r>
+            <w:r>
+              <w:rPr>
+                <w:rFonts w:ascii="Arial" w:hAnsi="Arial" w:eastAsia="Arial" w:cs="Tahoma"/>
+                <w:b/>
+                <w:sz w:val="18"/>
+              </w:rPr>
+              <w:t>ค้นหา</w:t>
+            </w:r>
+            <w:r>
+              <w:rPr>
+                <w:rFonts w:ascii="Arial" w:hAnsi="Arial" w:eastAsia="Arial" w:cs="Tahoma"/>
+                <w:sz w:val="18"/>
+              </w:rPr>
+              <w:t xml:space="preserve"> — ค้นแบบ contains ใน เลขที่เอกสาร / ชื่อร้าน / รหัสร้าน (ไม่สนตัวพิมพ์)</w:t>
             </w:r>
           </w:p>
         </w:tc>
@@ -6085,7 +6142,7 @@
                 <w:rFonts w:ascii="Arial" w:hAnsi="Arial" w:eastAsia="Arial" w:cs="Tahoma"/>
                 <w:sz w:val="18"/>
               </w:rPr>
-              <w:t>status</w:t>
+              <w:t>regionCode</w:t>
             </w:r>
           </w:p>
         </w:tc>
@@ -6160,7 +6217,50 @@
                 <w:rFonts w:ascii="Arial" w:hAnsi="Arial" w:eastAsia="Arial" w:cs="Tahoma"/>
                 <w:sz w:val="18"/>
               </w:rPr>
-              <w:t>UTF-8; use value domain described by endpoint purpose</w:t>
+              <w:t xml:space="preserve">ช่อง </w:t>
+            </w:r>
+            <w:r>
+              <w:rPr>
+                <w:rFonts w:ascii="Arial" w:hAnsi="Arial" w:eastAsia="Arial" w:cs="Tahoma"/>
+                <w:b/>
+                <w:sz w:val="18"/>
+              </w:rPr>
+              <w:t>ภาค</w:t>
+            </w:r>
+            <w:r>
+              <w:rPr>
+                <w:rFonts w:ascii="Arial" w:hAnsi="Arial" w:eastAsia="Arial" w:cs="Tahoma"/>
+                <w:sz w:val="18"/>
+              </w:rPr>
+              <w:t xml:space="preserve"> — รหัสภาคของร้าน (</w:t>
+            </w:r>
+            <w:r>
+              <w:rPr>
+                <w:rFonts w:ascii="Courier New" w:hAnsi="Courier New" w:eastAsia="Courier New" w:cs="Tahoma"/>
+                <w:sz w:val="18"/>
+              </w:rPr>
+              <w:t>store.zone_cd</w:t>
+            </w:r>
+            <w:r>
+              <w:rPr>
+                <w:rFonts w:ascii="Arial" w:hAnsi="Arial" w:eastAsia="Arial" w:cs="Tahoma"/>
+                <w:sz w:val="18"/>
+              </w:rPr>
+              <w:t xml:space="preserve">) · ค่าเดียวกับ </w:t>
+            </w:r>
+            <w:r>
+              <w:rPr>
+                <w:rFonts w:ascii="Courier New" w:hAnsi="Courier New" w:eastAsia="Courier New" w:cs="Tahoma"/>
+                <w:sz w:val="18"/>
+              </w:rPr>
+              <w:t>items[].regionCode</w:t>
+            </w:r>
+            <w:r>
+              <w:rPr>
+                <w:rFonts w:ascii="Arial" w:hAnsi="Arial" w:eastAsia="Arial" w:cs="Tahoma"/>
+                <w:sz w:val="18"/>
+              </w:rPr>
+              <w:t xml:space="preserve"> ใน response</w:t>
             </w:r>
           </w:p>
         </w:tc>
@@ -6190,7 +6290,7 @@
                 <w:rFonts w:ascii="Arial" w:hAnsi="Arial" w:eastAsia="Arial" w:cs="Tahoma"/>
                 <w:sz w:val="18"/>
               </w:rPr>
-              <w:t>sectionCode</w:t>
+              <w:t>storeType</w:t>
             </w:r>
           </w:p>
         </w:tc>
@@ -6265,7 +6365,1320 @@
                 <w:rFonts w:ascii="Arial" w:hAnsi="Arial" w:eastAsia="Arial" w:cs="Tahoma"/>
                 <w:sz w:val="18"/>
               </w:rPr>
-              <w:t>canonical code; do not replace with display label</w:t>
+              <w:t xml:space="preserve">ช่อง </w:t>
+            </w:r>
+            <w:r>
+              <w:rPr>
+                <w:rFonts w:ascii="Arial" w:hAnsi="Arial" w:eastAsia="Arial" w:cs="Tahoma"/>
+                <w:b/>
+                <w:sz w:val="18"/>
+              </w:rPr>
+              <w:t>ประเภทร้าน</w:t>
+            </w:r>
+            <w:r>
+              <w:rPr>
+                <w:rFonts w:ascii="Arial" w:hAnsi="Arial" w:eastAsia="Arial" w:cs="Tahoma"/>
+                <w:sz w:val="18"/>
+              </w:rPr>
+              <w:t xml:space="preserve"> — 7 ค่า </w:t>
+            </w:r>
+            <w:r>
+              <w:rPr>
+                <w:rFonts w:ascii="Arial" w:hAnsi="Arial" w:eastAsia="Arial" w:cs="Tahoma"/>
+                <w:color w:val="8A3324"/>
+                <w:sz w:val="18"/>
+              </w:rPr>
+              <w:t>A B C D E PTT บริษัท</w:t>
+            </w:r>
+            <w:r>
+              <w:rPr>
+                <w:rFonts w:ascii="Arial" w:hAnsi="Arial" w:eastAsia="Arial" w:cs="Tahoma"/>
+                <w:sz w:val="18"/>
+              </w:rPr>
+              <w:t xml:space="preserve"> (</w:t>
+            </w:r>
+            <w:r>
+              <w:rPr>
+                <w:rFonts w:ascii="Courier New" w:hAnsi="Courier New" w:eastAsia="Courier New" w:cs="Tahoma"/>
+                <w:sz w:val="18"/>
+              </w:rPr>
+              <w:t>store.store_type</w:t>
+            </w:r>
+            <w:r>
+              <w:rPr>
+                <w:rFonts w:ascii="Arial" w:hAnsi="Arial" w:eastAsia="Arial" w:cs="Tahoma"/>
+                <w:sz w:val="18"/>
+              </w:rPr>
+              <w:t>) ชุดเดียวกับตัวกรองในรายงาน</w:t>
+            </w:r>
+          </w:p>
+        </w:tc>
+      </w:tr>
+      <w:tr>
+        <w:trPr>
+          <w:cantSplit/>
+        </w:trPr>
+        <w:tc>
+          <w:tcPr>
+            <w:tcW w:type="dxa" w:w="2520"/>
+            <w:vAlign w:val="center"/>
+          </w:tcPr>
+          <w:p>
+            <w:pPr>
+              <w:keepLines/>
+              <w:spacing w:after="0"/>
+            </w:pPr>
+            <w:r>
+              <w:rPr>
+                <w:rFonts w:ascii="Arial" w:hAnsi="Arial" w:eastAsia="Arial" w:cs="Tahoma"/>
+                <w:sz w:val="18"/>
+              </w:rPr>
+            </w:r>
+            <w:r>
+              <w:rPr>
+                <w:rFonts w:ascii="Arial" w:hAnsi="Arial" w:eastAsia="Arial" w:cs="Tahoma"/>
+                <w:sz w:val="18"/>
+              </w:rPr>
+              <w:t>createdFrom</w:t>
+            </w:r>
+          </w:p>
+        </w:tc>
+        <w:tc>
+          <w:tcPr>
+            <w:tcW w:type="dxa" w:w="2520"/>
+            <w:vAlign w:val="center"/>
+          </w:tcPr>
+          <w:p>
+            <w:pPr>
+              <w:keepLines/>
+              <w:spacing w:after="0"/>
+            </w:pPr>
+            <w:r>
+              <w:rPr>
+                <w:rFonts w:ascii="Arial" w:hAnsi="Arial" w:eastAsia="Arial" w:cs="Tahoma"/>
+                <w:sz w:val="18"/>
+              </w:rPr>
+            </w:r>
+            <w:r>
+              <w:rPr>
+                <w:rFonts w:ascii="Arial" w:hAnsi="Arial" w:eastAsia="Arial" w:cs="Tahoma"/>
+                <w:sz w:val="18"/>
+              </w:rPr>
+              <w:t>string</w:t>
+            </w:r>
+          </w:p>
+        </w:tc>
+        <w:tc>
+          <w:tcPr>
+            <w:tcW w:type="dxa" w:w="2520"/>
+            <w:vAlign w:val="center"/>
+          </w:tcPr>
+          <w:p>
+            <w:pPr>
+              <w:keepLines/>
+              <w:spacing w:after="0"/>
+            </w:pPr>
+            <w:r>
+              <w:rPr>
+                <w:rFonts w:ascii="Arial" w:hAnsi="Arial" w:eastAsia="Arial" w:cs="Tahoma"/>
+                <w:sz w:val="18"/>
+              </w:rPr>
+            </w:r>
+            <w:r>
+              <w:rPr>
+                <w:rFonts w:ascii="Arial" w:hAnsi="Arial" w:eastAsia="Arial" w:cs="Tahoma"/>
+                <w:sz w:val="18"/>
+              </w:rPr>
+              <w:t>No</w:t>
+            </w:r>
+          </w:p>
+        </w:tc>
+        <w:tc>
+          <w:tcPr>
+            <w:tcW w:type="dxa" w:w="2520"/>
+            <w:vAlign w:val="center"/>
+          </w:tcPr>
+          <w:p>
+            <w:pPr>
+              <w:keepLines/>
+              <w:spacing w:after="0"/>
+            </w:pPr>
+            <w:r>
+              <w:rPr>
+                <w:rFonts w:ascii="Arial" w:hAnsi="Arial" w:eastAsia="Arial" w:cs="Tahoma"/>
+                <w:sz w:val="18"/>
+              </w:rPr>
+            </w:r>
+            <w:r>
+              <w:rPr>
+                <w:rFonts w:ascii="Arial" w:hAnsi="Arial" w:eastAsia="Arial" w:cs="Tahoma"/>
+                <w:sz w:val="18"/>
+              </w:rPr>
+              <w:t xml:space="preserve">ช่อง </w:t>
+            </w:r>
+            <w:r>
+              <w:rPr>
+                <w:rFonts w:ascii="Arial" w:hAnsi="Arial" w:eastAsia="Arial" w:cs="Tahoma"/>
+                <w:b/>
+                <w:sz w:val="18"/>
+              </w:rPr>
+              <w:t>วันที่สร้าง (ตั้งแต่)</w:t>
+            </w:r>
+            <w:r>
+              <w:rPr>
+                <w:rFonts w:ascii="Arial" w:hAnsi="Arial" w:eastAsia="Arial" w:cs="Tahoma"/>
+                <w:sz w:val="18"/>
+              </w:rPr>
+              <w:t xml:space="preserve"> — ISO ค.ศ. · รวมวันที่ระบุ</w:t>
+            </w:r>
+          </w:p>
+        </w:tc>
+      </w:tr>
+      <w:tr>
+        <w:trPr>
+          <w:cantSplit/>
+        </w:trPr>
+        <w:tc>
+          <w:tcPr>
+            <w:tcW w:type="dxa" w:w="2520"/>
+            <w:vAlign w:val="center"/>
+          </w:tcPr>
+          <w:p>
+            <w:pPr>
+              <w:keepLines/>
+              <w:spacing w:after="0"/>
+            </w:pPr>
+            <w:r>
+              <w:rPr>
+                <w:rFonts w:ascii="Arial" w:hAnsi="Arial" w:eastAsia="Arial" w:cs="Tahoma"/>
+                <w:sz w:val="18"/>
+              </w:rPr>
+            </w:r>
+            <w:r>
+              <w:rPr>
+                <w:rFonts w:ascii="Arial" w:hAnsi="Arial" w:eastAsia="Arial" w:cs="Tahoma"/>
+                <w:sz w:val="18"/>
+              </w:rPr>
+              <w:t>createdTo</w:t>
+            </w:r>
+          </w:p>
+        </w:tc>
+        <w:tc>
+          <w:tcPr>
+            <w:tcW w:type="dxa" w:w="2520"/>
+            <w:vAlign w:val="center"/>
+          </w:tcPr>
+          <w:p>
+            <w:pPr>
+              <w:keepLines/>
+              <w:spacing w:after="0"/>
+            </w:pPr>
+            <w:r>
+              <w:rPr>
+                <w:rFonts w:ascii="Arial" w:hAnsi="Arial" w:eastAsia="Arial" w:cs="Tahoma"/>
+                <w:sz w:val="18"/>
+              </w:rPr>
+            </w:r>
+            <w:r>
+              <w:rPr>
+                <w:rFonts w:ascii="Arial" w:hAnsi="Arial" w:eastAsia="Arial" w:cs="Tahoma"/>
+                <w:sz w:val="18"/>
+              </w:rPr>
+              <w:t>string</w:t>
+            </w:r>
+          </w:p>
+        </w:tc>
+        <w:tc>
+          <w:tcPr>
+            <w:tcW w:type="dxa" w:w="2520"/>
+            <w:vAlign w:val="center"/>
+          </w:tcPr>
+          <w:p>
+            <w:pPr>
+              <w:keepLines/>
+              <w:spacing w:after="0"/>
+            </w:pPr>
+            <w:r>
+              <w:rPr>
+                <w:rFonts w:ascii="Arial" w:hAnsi="Arial" w:eastAsia="Arial" w:cs="Tahoma"/>
+                <w:sz w:val="18"/>
+              </w:rPr>
+            </w:r>
+            <w:r>
+              <w:rPr>
+                <w:rFonts w:ascii="Arial" w:hAnsi="Arial" w:eastAsia="Arial" w:cs="Tahoma"/>
+                <w:sz w:val="18"/>
+              </w:rPr>
+              <w:t>No</w:t>
+            </w:r>
+          </w:p>
+        </w:tc>
+        <w:tc>
+          <w:tcPr>
+            <w:tcW w:type="dxa" w:w="2520"/>
+            <w:vAlign w:val="center"/>
+          </w:tcPr>
+          <w:p>
+            <w:pPr>
+              <w:keepLines/>
+              <w:spacing w:after="0"/>
+            </w:pPr>
+            <w:r>
+              <w:rPr>
+                <w:rFonts w:ascii="Arial" w:hAnsi="Arial" w:eastAsia="Arial" w:cs="Tahoma"/>
+                <w:sz w:val="18"/>
+              </w:rPr>
+            </w:r>
+            <w:r>
+              <w:rPr>
+                <w:rFonts w:ascii="Arial" w:hAnsi="Arial" w:eastAsia="Arial" w:cs="Tahoma"/>
+                <w:sz w:val="18"/>
+              </w:rPr>
+              <w:t xml:space="preserve">ช่อง </w:t>
+            </w:r>
+            <w:r>
+              <w:rPr>
+                <w:rFonts w:ascii="Arial" w:hAnsi="Arial" w:eastAsia="Arial" w:cs="Tahoma"/>
+                <w:b/>
+                <w:sz w:val="18"/>
+              </w:rPr>
+              <w:t>วันที่สร้าง (ถึง)</w:t>
+            </w:r>
+            <w:r>
+              <w:rPr>
+                <w:rFonts w:ascii="Arial" w:hAnsi="Arial" w:eastAsia="Arial" w:cs="Tahoma"/>
+                <w:sz w:val="18"/>
+              </w:rPr>
+              <w:t xml:space="preserve"> — ISO ค.ศ. · </w:t>
+            </w:r>
+            <w:r>
+              <w:rPr>
+                <w:rFonts w:ascii="Arial" w:hAnsi="Arial" w:eastAsia="Arial" w:cs="Tahoma"/>
+                <w:b/>
+                <w:sz w:val="18"/>
+              </w:rPr>
+              <w:t>รวมทั้งวัน</w:t>
+            </w:r>
+            <w:r>
+              <w:rPr>
+                <w:rFonts w:ascii="Arial" w:hAnsi="Arial" w:eastAsia="Arial" w:cs="Tahoma"/>
+                <w:sz w:val="18"/>
+              </w:rPr>
+              <w:t xml:space="preserve"> (SQL ใช้ </w:t>
+            </w:r>
+            <w:r>
+              <w:rPr>
+                <w:rFonts w:ascii="Courier New" w:hAnsi="Courier New" w:eastAsia="Courier New" w:cs="Tahoma"/>
+                <w:sz w:val="18"/>
+              </w:rPr>
+              <w:t>&lt; :createdTo + 1</w:t>
+            </w:r>
+            <w:r>
+              <w:rPr>
+                <w:rFonts w:ascii="Arial" w:hAnsi="Arial" w:eastAsia="Arial" w:cs="Tahoma"/>
+                <w:sz w:val="18"/>
+              </w:rPr>
+              <w:t>)</w:t>
+            </w:r>
+          </w:p>
+        </w:tc>
+      </w:tr>
+      <w:tr>
+        <w:trPr>
+          <w:cantSplit/>
+        </w:trPr>
+        <w:tc>
+          <w:tcPr>
+            <w:tcW w:type="dxa" w:w="2520"/>
+            <w:vAlign w:val="center"/>
+          </w:tcPr>
+          <w:p>
+            <w:pPr>
+              <w:keepLines/>
+              <w:spacing w:after="0"/>
+            </w:pPr>
+            <w:r>
+              <w:rPr>
+                <w:rFonts w:ascii="Arial" w:hAnsi="Arial" w:eastAsia="Arial" w:cs="Tahoma"/>
+                <w:sz w:val="18"/>
+              </w:rPr>
+            </w:r>
+            <w:r>
+              <w:rPr>
+                <w:rFonts w:ascii="Arial" w:hAnsi="Arial" w:eastAsia="Arial" w:cs="Tahoma"/>
+                <w:sz w:val="18"/>
+              </w:rPr>
+              <w:t>salesDeclineMin</w:t>
+            </w:r>
+          </w:p>
+        </w:tc>
+        <w:tc>
+          <w:tcPr>
+            <w:tcW w:type="dxa" w:w="2520"/>
+            <w:vAlign w:val="center"/>
+          </w:tcPr>
+          <w:p>
+            <w:pPr>
+              <w:keepLines/>
+              <w:spacing w:after="0"/>
+            </w:pPr>
+            <w:r>
+              <w:rPr>
+                <w:rFonts w:ascii="Arial" w:hAnsi="Arial" w:eastAsia="Arial" w:cs="Tahoma"/>
+                <w:sz w:val="18"/>
+              </w:rPr>
+            </w:r>
+            <w:r>
+              <w:rPr>
+                <w:rFonts w:ascii="Arial" w:hAnsi="Arial" w:eastAsia="Arial" w:cs="Tahoma"/>
+                <w:sz w:val="18"/>
+              </w:rPr>
+              <w:t>integer</w:t>
+            </w:r>
+          </w:p>
+        </w:tc>
+        <w:tc>
+          <w:tcPr>
+            <w:tcW w:type="dxa" w:w="2520"/>
+            <w:vAlign w:val="center"/>
+          </w:tcPr>
+          <w:p>
+            <w:pPr>
+              <w:keepLines/>
+              <w:spacing w:after="0"/>
+            </w:pPr>
+            <w:r>
+              <w:rPr>
+                <w:rFonts w:ascii="Arial" w:hAnsi="Arial" w:eastAsia="Arial" w:cs="Tahoma"/>
+                <w:sz w:val="18"/>
+              </w:rPr>
+            </w:r>
+            <w:r>
+              <w:rPr>
+                <w:rFonts w:ascii="Arial" w:hAnsi="Arial" w:eastAsia="Arial" w:cs="Tahoma"/>
+                <w:sz w:val="18"/>
+              </w:rPr>
+              <w:t>No</w:t>
+            </w:r>
+          </w:p>
+        </w:tc>
+        <w:tc>
+          <w:tcPr>
+            <w:tcW w:type="dxa" w:w="2520"/>
+            <w:vAlign w:val="center"/>
+          </w:tcPr>
+          <w:p>
+            <w:pPr>
+              <w:keepLines/>
+              <w:spacing w:after="0"/>
+            </w:pPr>
+            <w:r>
+              <w:rPr>
+                <w:rFonts w:ascii="Arial" w:hAnsi="Arial" w:eastAsia="Arial" w:cs="Tahoma"/>
+                <w:sz w:val="18"/>
+              </w:rPr>
+            </w:r>
+            <w:r>
+              <w:rPr>
+                <w:rFonts w:ascii="Arial" w:hAnsi="Arial" w:eastAsia="Arial" w:cs="Tahoma"/>
+                <w:sz w:val="18"/>
+              </w:rPr>
+              <w:t xml:space="preserve">ช่อง </w:t>
+            </w:r>
+            <w:r>
+              <w:rPr>
+                <w:rFonts w:ascii="Arial" w:hAnsi="Arial" w:eastAsia="Arial" w:cs="Tahoma"/>
+                <w:b/>
+                <w:sz w:val="18"/>
+              </w:rPr>
+              <w:t>ยอดขายที่ลดลง (ต่ำสุด)</w:t>
+            </w:r>
+            <w:r>
+              <w:rPr>
+                <w:rFonts w:ascii="Arial" w:hAnsi="Arial" w:eastAsia="Arial" w:cs="Tahoma"/>
+                <w:sz w:val="18"/>
+              </w:rPr>
+              <w:t xml:space="preserve"> — % เทียบกับ </w:t>
+            </w:r>
+            <w:r>
+              <w:rPr>
+                <w:rFonts w:ascii="Courier New" w:hAnsi="Courier New" w:eastAsia="Courier New" w:cs="Tahoma"/>
+                <w:sz w:val="18"/>
+              </w:rPr>
+              <w:t>items[].salesDeclinePercent</w:t>
+            </w:r>
+          </w:p>
+        </w:tc>
+      </w:tr>
+      <w:tr>
+        <w:trPr>
+          <w:cantSplit/>
+        </w:trPr>
+        <w:tc>
+          <w:tcPr>
+            <w:tcW w:type="dxa" w:w="2520"/>
+            <w:vAlign w:val="center"/>
+          </w:tcPr>
+          <w:p>
+            <w:pPr>
+              <w:keepLines/>
+              <w:spacing w:after="0"/>
+            </w:pPr>
+            <w:r>
+              <w:rPr>
+                <w:rFonts w:ascii="Arial" w:hAnsi="Arial" w:eastAsia="Arial" w:cs="Tahoma"/>
+                <w:sz w:val="18"/>
+              </w:rPr>
+            </w:r>
+            <w:r>
+              <w:rPr>
+                <w:rFonts w:ascii="Arial" w:hAnsi="Arial" w:eastAsia="Arial" w:cs="Tahoma"/>
+                <w:sz w:val="18"/>
+              </w:rPr>
+              <w:t>salesDeclineMax</w:t>
+            </w:r>
+          </w:p>
+        </w:tc>
+        <w:tc>
+          <w:tcPr>
+            <w:tcW w:type="dxa" w:w="2520"/>
+            <w:vAlign w:val="center"/>
+          </w:tcPr>
+          <w:p>
+            <w:pPr>
+              <w:keepLines/>
+              <w:spacing w:after="0"/>
+            </w:pPr>
+            <w:r>
+              <w:rPr>
+                <w:rFonts w:ascii="Arial" w:hAnsi="Arial" w:eastAsia="Arial" w:cs="Tahoma"/>
+                <w:sz w:val="18"/>
+              </w:rPr>
+            </w:r>
+            <w:r>
+              <w:rPr>
+                <w:rFonts w:ascii="Arial" w:hAnsi="Arial" w:eastAsia="Arial" w:cs="Tahoma"/>
+                <w:sz w:val="18"/>
+              </w:rPr>
+              <w:t>integer</w:t>
+            </w:r>
+          </w:p>
+        </w:tc>
+        <w:tc>
+          <w:tcPr>
+            <w:tcW w:type="dxa" w:w="2520"/>
+            <w:vAlign w:val="center"/>
+          </w:tcPr>
+          <w:p>
+            <w:pPr>
+              <w:keepLines/>
+              <w:spacing w:after="0"/>
+            </w:pPr>
+            <w:r>
+              <w:rPr>
+                <w:rFonts w:ascii="Arial" w:hAnsi="Arial" w:eastAsia="Arial" w:cs="Tahoma"/>
+                <w:sz w:val="18"/>
+              </w:rPr>
+            </w:r>
+            <w:r>
+              <w:rPr>
+                <w:rFonts w:ascii="Arial" w:hAnsi="Arial" w:eastAsia="Arial" w:cs="Tahoma"/>
+                <w:sz w:val="18"/>
+              </w:rPr>
+              <w:t>No</w:t>
+            </w:r>
+          </w:p>
+        </w:tc>
+        <w:tc>
+          <w:tcPr>
+            <w:tcW w:type="dxa" w:w="2520"/>
+            <w:vAlign w:val="center"/>
+          </w:tcPr>
+          <w:p>
+            <w:pPr>
+              <w:keepLines/>
+              <w:spacing w:after="0"/>
+            </w:pPr>
+            <w:r>
+              <w:rPr>
+                <w:rFonts w:ascii="Arial" w:hAnsi="Arial" w:eastAsia="Arial" w:cs="Tahoma"/>
+                <w:sz w:val="18"/>
+              </w:rPr>
+            </w:r>
+            <w:r>
+              <w:rPr>
+                <w:rFonts w:ascii="Arial" w:hAnsi="Arial" w:eastAsia="Arial" w:cs="Tahoma"/>
+                <w:sz w:val="18"/>
+              </w:rPr>
+              <w:t xml:space="preserve">ช่อง </w:t>
+            </w:r>
+            <w:r>
+              <w:rPr>
+                <w:rFonts w:ascii="Arial" w:hAnsi="Arial" w:eastAsia="Arial" w:cs="Tahoma"/>
+                <w:b/>
+                <w:sz w:val="18"/>
+              </w:rPr>
+              <w:t>ยอดขายที่ลดลง (สูงสุด)</w:t>
+            </w:r>
+            <w:r>
+              <w:rPr>
+                <w:rFonts w:ascii="Arial" w:hAnsi="Arial" w:eastAsia="Arial" w:cs="Tahoma"/>
+                <w:sz w:val="18"/>
+              </w:rPr>
+              <w:t xml:space="preserve"> — % เทียบกับ </w:t>
+            </w:r>
+            <w:r>
+              <w:rPr>
+                <w:rFonts w:ascii="Courier New" w:hAnsi="Courier New" w:eastAsia="Courier New" w:cs="Tahoma"/>
+                <w:sz w:val="18"/>
+              </w:rPr>
+              <w:t>items[].salesDeclinePercent</w:t>
+            </w:r>
+          </w:p>
+        </w:tc>
+      </w:tr>
+      <w:tr>
+        <w:trPr>
+          <w:cantSplit/>
+        </w:trPr>
+        <w:tc>
+          <w:tcPr>
+            <w:tcW w:type="dxa" w:w="2520"/>
+            <w:vAlign w:val="center"/>
+          </w:tcPr>
+          <w:p>
+            <w:pPr>
+              <w:keepLines/>
+              <w:spacing w:after="0"/>
+            </w:pPr>
+            <w:r>
+              <w:rPr>
+                <w:rFonts w:ascii="Arial" w:hAnsi="Arial" w:eastAsia="Arial" w:cs="Tahoma"/>
+                <w:sz w:val="18"/>
+              </w:rPr>
+            </w:r>
+            <w:r>
+              <w:rPr>
+                <w:rFonts w:ascii="Arial" w:hAnsi="Arial" w:eastAsia="Arial" w:cs="Tahoma"/>
+                <w:sz w:val="18"/>
+              </w:rPr>
+              <w:t>compensationMin</w:t>
+            </w:r>
+          </w:p>
+        </w:tc>
+        <w:tc>
+          <w:tcPr>
+            <w:tcW w:type="dxa" w:w="2520"/>
+            <w:vAlign w:val="center"/>
+          </w:tcPr>
+          <w:p>
+            <w:pPr>
+              <w:keepLines/>
+              <w:spacing w:after="0"/>
+            </w:pPr>
+            <w:r>
+              <w:rPr>
+                <w:rFonts w:ascii="Arial" w:hAnsi="Arial" w:eastAsia="Arial" w:cs="Tahoma"/>
+                <w:sz w:val="18"/>
+              </w:rPr>
+            </w:r>
+            <w:r>
+              <w:rPr>
+                <w:rFonts w:ascii="Arial" w:hAnsi="Arial" w:eastAsia="Arial" w:cs="Tahoma"/>
+                <w:sz w:val="18"/>
+              </w:rPr>
+              <w:t>integer</w:t>
+            </w:r>
+          </w:p>
+        </w:tc>
+        <w:tc>
+          <w:tcPr>
+            <w:tcW w:type="dxa" w:w="2520"/>
+            <w:vAlign w:val="center"/>
+          </w:tcPr>
+          <w:p>
+            <w:pPr>
+              <w:keepLines/>
+              <w:spacing w:after="0"/>
+            </w:pPr>
+            <w:r>
+              <w:rPr>
+                <w:rFonts w:ascii="Arial" w:hAnsi="Arial" w:eastAsia="Arial" w:cs="Tahoma"/>
+                <w:sz w:val="18"/>
+              </w:rPr>
+            </w:r>
+            <w:r>
+              <w:rPr>
+                <w:rFonts w:ascii="Arial" w:hAnsi="Arial" w:eastAsia="Arial" w:cs="Tahoma"/>
+                <w:sz w:val="18"/>
+              </w:rPr>
+              <w:t>No</w:t>
+            </w:r>
+          </w:p>
+        </w:tc>
+        <w:tc>
+          <w:tcPr>
+            <w:tcW w:type="dxa" w:w="2520"/>
+            <w:vAlign w:val="center"/>
+          </w:tcPr>
+          <w:p>
+            <w:pPr>
+              <w:keepLines/>
+              <w:spacing w:after="0"/>
+            </w:pPr>
+            <w:r>
+              <w:rPr>
+                <w:rFonts w:ascii="Arial" w:hAnsi="Arial" w:eastAsia="Arial" w:cs="Tahoma"/>
+                <w:sz w:val="18"/>
+              </w:rPr>
+            </w:r>
+            <w:r>
+              <w:rPr>
+                <w:rFonts w:ascii="Arial" w:hAnsi="Arial" w:eastAsia="Arial" w:cs="Tahoma"/>
+                <w:sz w:val="18"/>
+              </w:rPr>
+              <w:t xml:space="preserve">ช่อง </w:t>
+            </w:r>
+            <w:r>
+              <w:rPr>
+                <w:rFonts w:ascii="Arial" w:hAnsi="Arial" w:eastAsia="Arial" w:cs="Tahoma"/>
+                <w:b/>
+                <w:sz w:val="18"/>
+              </w:rPr>
+              <w:t>เงินชดเชย (ต่ำสุด)</w:t>
+            </w:r>
+            <w:r>
+              <w:rPr>
+                <w:rFonts w:ascii="Arial" w:hAnsi="Arial" w:eastAsia="Arial" w:cs="Tahoma"/>
+                <w:sz w:val="18"/>
+              </w:rPr>
+              <w:t xml:space="preserve"> — บาท เทียบกับ </w:t>
+            </w:r>
+            <w:r>
+              <w:rPr>
+                <w:rFonts w:ascii="Courier New" w:hAnsi="Courier New" w:eastAsia="Courier New" w:cs="Tahoma"/>
+                <w:sz w:val="18"/>
+              </w:rPr>
+              <w:t>items[].totalCompensationAmount</w:t>
+            </w:r>
+          </w:p>
+        </w:tc>
+      </w:tr>
+      <w:tr>
+        <w:trPr>
+          <w:cantSplit/>
+        </w:trPr>
+        <w:tc>
+          <w:tcPr>
+            <w:tcW w:type="dxa" w:w="2520"/>
+            <w:vAlign w:val="center"/>
+          </w:tcPr>
+          <w:p>
+            <w:pPr>
+              <w:keepLines/>
+              <w:spacing w:after="0"/>
+            </w:pPr>
+            <w:r>
+              <w:rPr>
+                <w:rFonts w:ascii="Arial" w:hAnsi="Arial" w:eastAsia="Arial" w:cs="Tahoma"/>
+                <w:sz w:val="18"/>
+              </w:rPr>
+            </w:r>
+            <w:r>
+              <w:rPr>
+                <w:rFonts w:ascii="Arial" w:hAnsi="Arial" w:eastAsia="Arial" w:cs="Tahoma"/>
+                <w:sz w:val="18"/>
+              </w:rPr>
+              <w:t>compensationMax</w:t>
+            </w:r>
+          </w:p>
+        </w:tc>
+        <w:tc>
+          <w:tcPr>
+            <w:tcW w:type="dxa" w:w="2520"/>
+            <w:vAlign w:val="center"/>
+          </w:tcPr>
+          <w:p>
+            <w:pPr>
+              <w:keepLines/>
+              <w:spacing w:after="0"/>
+            </w:pPr>
+            <w:r>
+              <w:rPr>
+                <w:rFonts w:ascii="Arial" w:hAnsi="Arial" w:eastAsia="Arial" w:cs="Tahoma"/>
+                <w:sz w:val="18"/>
+              </w:rPr>
+            </w:r>
+            <w:r>
+              <w:rPr>
+                <w:rFonts w:ascii="Arial" w:hAnsi="Arial" w:eastAsia="Arial" w:cs="Tahoma"/>
+                <w:sz w:val="18"/>
+              </w:rPr>
+              <w:t>integer</w:t>
+            </w:r>
+          </w:p>
+        </w:tc>
+        <w:tc>
+          <w:tcPr>
+            <w:tcW w:type="dxa" w:w="2520"/>
+            <w:vAlign w:val="center"/>
+          </w:tcPr>
+          <w:p>
+            <w:pPr>
+              <w:keepLines/>
+              <w:spacing w:after="0"/>
+            </w:pPr>
+            <w:r>
+              <w:rPr>
+                <w:rFonts w:ascii="Arial" w:hAnsi="Arial" w:eastAsia="Arial" w:cs="Tahoma"/>
+                <w:sz w:val="18"/>
+              </w:rPr>
+            </w:r>
+            <w:r>
+              <w:rPr>
+                <w:rFonts w:ascii="Arial" w:hAnsi="Arial" w:eastAsia="Arial" w:cs="Tahoma"/>
+                <w:sz w:val="18"/>
+              </w:rPr>
+              <w:t>No</w:t>
+            </w:r>
+          </w:p>
+        </w:tc>
+        <w:tc>
+          <w:tcPr>
+            <w:tcW w:type="dxa" w:w="2520"/>
+            <w:vAlign w:val="center"/>
+          </w:tcPr>
+          <w:p>
+            <w:pPr>
+              <w:keepLines/>
+              <w:spacing w:after="0"/>
+            </w:pPr>
+            <w:r>
+              <w:rPr>
+                <w:rFonts w:ascii="Arial" w:hAnsi="Arial" w:eastAsia="Arial" w:cs="Tahoma"/>
+                <w:sz w:val="18"/>
+              </w:rPr>
+            </w:r>
+            <w:r>
+              <w:rPr>
+                <w:rFonts w:ascii="Arial" w:hAnsi="Arial" w:eastAsia="Arial" w:cs="Tahoma"/>
+                <w:sz w:val="18"/>
+              </w:rPr>
+              <w:t xml:space="preserve">ช่อง </w:t>
+            </w:r>
+            <w:r>
+              <w:rPr>
+                <w:rFonts w:ascii="Arial" w:hAnsi="Arial" w:eastAsia="Arial" w:cs="Tahoma"/>
+                <w:b/>
+                <w:sz w:val="18"/>
+              </w:rPr>
+              <w:t>เงินชดเชย (สูงสุด)</w:t>
+            </w:r>
+            <w:r>
+              <w:rPr>
+                <w:rFonts w:ascii="Arial" w:hAnsi="Arial" w:eastAsia="Arial" w:cs="Tahoma"/>
+                <w:sz w:val="18"/>
+              </w:rPr>
+              <w:t xml:space="preserve"> — บาท เทียบกับ </w:t>
+            </w:r>
+            <w:r>
+              <w:rPr>
+                <w:rFonts w:ascii="Courier New" w:hAnsi="Courier New" w:eastAsia="Courier New" w:cs="Tahoma"/>
+                <w:sz w:val="18"/>
+              </w:rPr>
+              <w:t>items[].totalCompensationAmount</w:t>
+            </w:r>
+          </w:p>
+        </w:tc>
+      </w:tr>
+      <w:tr>
+        <w:trPr>
+          <w:cantSplit/>
+        </w:trPr>
+        <w:tc>
+          <w:tcPr>
+            <w:tcW w:type="dxa" w:w="2520"/>
+            <w:vAlign w:val="center"/>
+          </w:tcPr>
+          <w:p>
+            <w:pPr>
+              <w:keepLines/>
+              <w:spacing w:after="0"/>
+            </w:pPr>
+            <w:r>
+              <w:rPr>
+                <w:rFonts w:ascii="Arial" w:hAnsi="Arial" w:eastAsia="Arial" w:cs="Tahoma"/>
+                <w:sz w:val="18"/>
+              </w:rPr>
+            </w:r>
+            <w:r>
+              <w:rPr>
+                <w:rFonts w:ascii="Arial" w:hAnsi="Arial" w:eastAsia="Arial" w:cs="Tahoma"/>
+                <w:sz w:val="18"/>
+              </w:rPr>
+              <w:t>daysPendingMin</w:t>
+            </w:r>
+          </w:p>
+        </w:tc>
+        <w:tc>
+          <w:tcPr>
+            <w:tcW w:type="dxa" w:w="2520"/>
+            <w:vAlign w:val="center"/>
+          </w:tcPr>
+          <w:p>
+            <w:pPr>
+              <w:keepLines/>
+              <w:spacing w:after="0"/>
+            </w:pPr>
+            <w:r>
+              <w:rPr>
+                <w:rFonts w:ascii="Arial" w:hAnsi="Arial" w:eastAsia="Arial" w:cs="Tahoma"/>
+                <w:sz w:val="18"/>
+              </w:rPr>
+            </w:r>
+            <w:r>
+              <w:rPr>
+                <w:rFonts w:ascii="Arial" w:hAnsi="Arial" w:eastAsia="Arial" w:cs="Tahoma"/>
+                <w:sz w:val="18"/>
+              </w:rPr>
+              <w:t>integer</w:t>
+            </w:r>
+          </w:p>
+        </w:tc>
+        <w:tc>
+          <w:tcPr>
+            <w:tcW w:type="dxa" w:w="2520"/>
+            <w:vAlign w:val="center"/>
+          </w:tcPr>
+          <w:p>
+            <w:pPr>
+              <w:keepLines/>
+              <w:spacing w:after="0"/>
+            </w:pPr>
+            <w:r>
+              <w:rPr>
+                <w:rFonts w:ascii="Arial" w:hAnsi="Arial" w:eastAsia="Arial" w:cs="Tahoma"/>
+                <w:sz w:val="18"/>
+              </w:rPr>
+            </w:r>
+            <w:r>
+              <w:rPr>
+                <w:rFonts w:ascii="Arial" w:hAnsi="Arial" w:eastAsia="Arial" w:cs="Tahoma"/>
+                <w:sz w:val="18"/>
+              </w:rPr>
+              <w:t>No</w:t>
+            </w:r>
+          </w:p>
+        </w:tc>
+        <w:tc>
+          <w:tcPr>
+            <w:tcW w:type="dxa" w:w="2520"/>
+            <w:vAlign w:val="center"/>
+          </w:tcPr>
+          <w:p>
+            <w:pPr>
+              <w:keepLines/>
+              <w:spacing w:after="0"/>
+            </w:pPr>
+            <w:r>
+              <w:rPr>
+                <w:rFonts w:ascii="Arial" w:hAnsi="Arial" w:eastAsia="Arial" w:cs="Tahoma"/>
+                <w:sz w:val="18"/>
+              </w:rPr>
+            </w:r>
+            <w:r>
+              <w:rPr>
+                <w:rFonts w:ascii="Arial" w:hAnsi="Arial" w:eastAsia="Arial" w:cs="Tahoma"/>
+                <w:sz w:val="18"/>
+              </w:rPr>
+              <w:t xml:space="preserve">ช่อง </w:t>
+            </w:r>
+            <w:r>
+              <w:rPr>
+                <w:rFonts w:ascii="Arial" w:hAnsi="Arial" w:eastAsia="Arial" w:cs="Tahoma"/>
+                <w:b/>
+                <w:sz w:val="18"/>
+              </w:rPr>
+              <w:t>รอ (วัน) ต่ำสุด</w:t>
+            </w:r>
+            <w:r>
+              <w:rPr>
+                <w:rFonts w:ascii="Arial" w:hAnsi="Arial" w:eastAsia="Arial" w:cs="Tahoma"/>
+                <w:sz w:val="18"/>
+              </w:rPr>
+              <w:t xml:space="preserve"> — เทียบกับ </w:t>
+            </w:r>
+            <w:r>
+              <w:rPr>
+                <w:rFonts w:ascii="Courier New" w:hAnsi="Courier New" w:eastAsia="Courier New" w:cs="Tahoma"/>
+                <w:sz w:val="18"/>
+              </w:rPr>
+              <w:t>items[].daysPending</w:t>
+            </w:r>
+            <w:r>
+              <w:rPr>
+                <w:rFonts w:ascii="Arial" w:hAnsi="Arial" w:eastAsia="Arial" w:cs="Tahoma"/>
+                <w:sz w:val="18"/>
+              </w:rPr>
+              <w:t xml:space="preserve"> · มีเฉพาะกล่องงาน </w:t>
+            </w:r>
+            <w:r>
+              <w:rPr>
+                <w:rFonts w:ascii="Courier New" w:hAnsi="Courier New" w:eastAsia="Courier New" w:cs="Tahoma"/>
+                <w:sz w:val="18"/>
+              </w:rPr>
+              <w:t>/tasks</w:t>
+            </w:r>
+          </w:p>
+        </w:tc>
+      </w:tr>
+      <w:tr>
+        <w:trPr>
+          <w:cantSplit/>
+        </w:trPr>
+        <w:tc>
+          <w:tcPr>
+            <w:tcW w:type="dxa" w:w="2520"/>
+            <w:vAlign w:val="center"/>
+          </w:tcPr>
+          <w:p>
+            <w:pPr>
+              <w:keepLines/>
+              <w:spacing w:after="0"/>
+            </w:pPr>
+            <w:r>
+              <w:rPr>
+                <w:rFonts w:ascii="Arial" w:hAnsi="Arial" w:eastAsia="Arial" w:cs="Tahoma"/>
+                <w:sz w:val="18"/>
+              </w:rPr>
+            </w:r>
+            <w:r>
+              <w:rPr>
+                <w:rFonts w:ascii="Arial" w:hAnsi="Arial" w:eastAsia="Arial" w:cs="Tahoma"/>
+                <w:sz w:val="18"/>
+              </w:rPr>
+              <w:t>daysPendingMax</w:t>
+            </w:r>
+          </w:p>
+        </w:tc>
+        <w:tc>
+          <w:tcPr>
+            <w:tcW w:type="dxa" w:w="2520"/>
+            <w:vAlign w:val="center"/>
+          </w:tcPr>
+          <w:p>
+            <w:pPr>
+              <w:keepLines/>
+              <w:spacing w:after="0"/>
+            </w:pPr>
+            <w:r>
+              <w:rPr>
+                <w:rFonts w:ascii="Arial" w:hAnsi="Arial" w:eastAsia="Arial" w:cs="Tahoma"/>
+                <w:sz w:val="18"/>
+              </w:rPr>
+            </w:r>
+            <w:r>
+              <w:rPr>
+                <w:rFonts w:ascii="Arial" w:hAnsi="Arial" w:eastAsia="Arial" w:cs="Tahoma"/>
+                <w:sz w:val="18"/>
+              </w:rPr>
+              <w:t>integer</w:t>
+            </w:r>
+          </w:p>
+        </w:tc>
+        <w:tc>
+          <w:tcPr>
+            <w:tcW w:type="dxa" w:w="2520"/>
+            <w:vAlign w:val="center"/>
+          </w:tcPr>
+          <w:p>
+            <w:pPr>
+              <w:keepLines/>
+              <w:spacing w:after="0"/>
+            </w:pPr>
+            <w:r>
+              <w:rPr>
+                <w:rFonts w:ascii="Arial" w:hAnsi="Arial" w:eastAsia="Arial" w:cs="Tahoma"/>
+                <w:sz w:val="18"/>
+              </w:rPr>
+            </w:r>
+            <w:r>
+              <w:rPr>
+                <w:rFonts w:ascii="Arial" w:hAnsi="Arial" w:eastAsia="Arial" w:cs="Tahoma"/>
+                <w:sz w:val="18"/>
+              </w:rPr>
+              <w:t>No</w:t>
+            </w:r>
+          </w:p>
+        </w:tc>
+        <w:tc>
+          <w:tcPr>
+            <w:tcW w:type="dxa" w:w="2520"/>
+            <w:vAlign w:val="center"/>
+          </w:tcPr>
+          <w:p>
+            <w:pPr>
+              <w:keepLines/>
+              <w:spacing w:after="0"/>
+            </w:pPr>
+            <w:r>
+              <w:rPr>
+                <w:rFonts w:ascii="Arial" w:hAnsi="Arial" w:eastAsia="Arial" w:cs="Tahoma"/>
+                <w:sz w:val="18"/>
+              </w:rPr>
+            </w:r>
+            <w:r>
+              <w:rPr>
+                <w:rFonts w:ascii="Arial" w:hAnsi="Arial" w:eastAsia="Arial" w:cs="Tahoma"/>
+                <w:sz w:val="18"/>
+              </w:rPr>
+              <w:t xml:space="preserve">ช่อง </w:t>
+            </w:r>
+            <w:r>
+              <w:rPr>
+                <w:rFonts w:ascii="Arial" w:hAnsi="Arial" w:eastAsia="Arial" w:cs="Tahoma"/>
+                <w:b/>
+                <w:sz w:val="18"/>
+              </w:rPr>
+              <w:t>รอ (วัน) สูงสุด</w:t>
+            </w:r>
+            <w:r>
+              <w:rPr>
+                <w:rFonts w:ascii="Arial" w:hAnsi="Arial" w:eastAsia="Arial" w:cs="Tahoma"/>
+                <w:sz w:val="18"/>
+              </w:rPr>
+              <w:t xml:space="preserve"> — เทียบกับ </w:t>
+            </w:r>
+            <w:r>
+              <w:rPr>
+                <w:rFonts w:ascii="Courier New" w:hAnsi="Courier New" w:eastAsia="Courier New" w:cs="Tahoma"/>
+                <w:sz w:val="18"/>
+              </w:rPr>
+              <w:t>items[].daysPending</w:t>
+            </w:r>
+            <w:r>
+              <w:rPr>
+                <w:rFonts w:ascii="Arial" w:hAnsi="Arial" w:eastAsia="Arial" w:cs="Tahoma"/>
+                <w:sz w:val="18"/>
+              </w:rPr>
+              <w:t xml:space="preserve"> · มีเฉพาะกล่องงาน </w:t>
+            </w:r>
+            <w:r>
+              <w:rPr>
+                <w:rFonts w:ascii="Courier New" w:hAnsi="Courier New" w:eastAsia="Courier New" w:cs="Tahoma"/>
+                <w:sz w:val="18"/>
+              </w:rPr>
+              <w:t>/tasks</w:t>
+            </w:r>
+          </w:p>
+        </w:tc>
+      </w:tr>
+      <w:tr>
+        <w:trPr>
+          <w:cantSplit/>
+        </w:trPr>
+        <w:tc>
+          <w:tcPr>
+            <w:tcW w:type="dxa" w:w="2520"/>
+            <w:vAlign w:val="center"/>
+          </w:tcPr>
+          <w:p>
+            <w:pPr>
+              <w:keepLines/>
+              <w:spacing w:after="0"/>
+            </w:pPr>
+            <w:r>
+              <w:rPr>
+                <w:rFonts w:ascii="Arial" w:hAnsi="Arial" w:eastAsia="Arial" w:cs="Tahoma"/>
+                <w:sz w:val="18"/>
+              </w:rPr>
+            </w:r>
+            <w:r>
+              <w:rPr>
+                <w:rFonts w:ascii="Arial" w:hAnsi="Arial" w:eastAsia="Arial" w:cs="Tahoma"/>
+                <w:sz w:val="18"/>
+              </w:rPr>
+              <w:t>page</w:t>
+            </w:r>
+          </w:p>
+        </w:tc>
+        <w:tc>
+          <w:tcPr>
+            <w:tcW w:type="dxa" w:w="2520"/>
+            <w:vAlign w:val="center"/>
+          </w:tcPr>
+          <w:p>
+            <w:pPr>
+              <w:keepLines/>
+              <w:spacing w:after="0"/>
+            </w:pPr>
+            <w:r>
+              <w:rPr>
+                <w:rFonts w:ascii="Arial" w:hAnsi="Arial" w:eastAsia="Arial" w:cs="Tahoma"/>
+                <w:sz w:val="18"/>
+              </w:rPr>
+            </w:r>
+            <w:r>
+              <w:rPr>
+                <w:rFonts w:ascii="Arial" w:hAnsi="Arial" w:eastAsia="Arial" w:cs="Tahoma"/>
+                <w:sz w:val="18"/>
+              </w:rPr>
+              <w:t>integer</w:t>
+            </w:r>
+          </w:p>
+        </w:tc>
+        <w:tc>
+          <w:tcPr>
+            <w:tcW w:type="dxa" w:w="2520"/>
+            <w:vAlign w:val="center"/>
+          </w:tcPr>
+          <w:p>
+            <w:pPr>
+              <w:keepLines/>
+              <w:spacing w:after="0"/>
+            </w:pPr>
+            <w:r>
+              <w:rPr>
+                <w:rFonts w:ascii="Arial" w:hAnsi="Arial" w:eastAsia="Arial" w:cs="Tahoma"/>
+                <w:sz w:val="18"/>
+              </w:rPr>
+            </w:r>
+            <w:r>
+              <w:rPr>
+                <w:rFonts w:ascii="Arial" w:hAnsi="Arial" w:eastAsia="Arial" w:cs="Tahoma"/>
+                <w:sz w:val="18"/>
+              </w:rPr>
+              <w:t>No</w:t>
+            </w:r>
+          </w:p>
+        </w:tc>
+        <w:tc>
+          <w:tcPr>
+            <w:tcW w:type="dxa" w:w="2520"/>
+            <w:vAlign w:val="center"/>
+          </w:tcPr>
+          <w:p>
+            <w:pPr>
+              <w:keepLines/>
+              <w:spacing w:after="0"/>
+            </w:pPr>
+            <w:r>
+              <w:rPr>
+                <w:rFonts w:ascii="Arial" w:hAnsi="Arial" w:eastAsia="Arial" w:cs="Tahoma"/>
+                <w:sz w:val="18"/>
+              </w:rPr>
+            </w:r>
+            <w:r>
+              <w:rPr>
+                <w:rFonts w:ascii="Arial" w:hAnsi="Arial" w:eastAsia="Arial" w:cs="Tahoma"/>
+                <w:sz w:val="18"/>
+              </w:rPr>
+              <w:t>&gt;= 1; default 1</w:t>
+            </w:r>
+          </w:p>
+        </w:tc>
+      </w:tr>
+      <w:tr>
+        <w:trPr>
+          <w:cantSplit/>
+        </w:trPr>
+        <w:tc>
+          <w:tcPr>
+            <w:tcW w:type="dxa" w:w="2520"/>
+            <w:vAlign w:val="center"/>
+          </w:tcPr>
+          <w:p>
+            <w:pPr>
+              <w:keepLines/>
+              <w:spacing w:after="0"/>
+            </w:pPr>
+            <w:r>
+              <w:rPr>
+                <w:rFonts w:ascii="Arial" w:hAnsi="Arial" w:eastAsia="Arial" w:cs="Tahoma"/>
+                <w:sz w:val="18"/>
+              </w:rPr>
+            </w:r>
+            <w:r>
+              <w:rPr>
+                <w:rFonts w:ascii="Arial" w:hAnsi="Arial" w:eastAsia="Arial" w:cs="Tahoma"/>
+                <w:sz w:val="18"/>
+              </w:rPr>
+              <w:t>size</w:t>
+            </w:r>
+          </w:p>
+        </w:tc>
+        <w:tc>
+          <w:tcPr>
+            <w:tcW w:type="dxa" w:w="2520"/>
+            <w:vAlign w:val="center"/>
+          </w:tcPr>
+          <w:p>
+            <w:pPr>
+              <w:keepLines/>
+              <w:spacing w:after="0"/>
+            </w:pPr>
+            <w:r>
+              <w:rPr>
+                <w:rFonts w:ascii="Arial" w:hAnsi="Arial" w:eastAsia="Arial" w:cs="Tahoma"/>
+                <w:sz w:val="18"/>
+              </w:rPr>
+            </w:r>
+            <w:r>
+              <w:rPr>
+                <w:rFonts w:ascii="Arial" w:hAnsi="Arial" w:eastAsia="Arial" w:cs="Tahoma"/>
+                <w:sz w:val="18"/>
+              </w:rPr>
+              <w:t>integer</w:t>
+            </w:r>
+          </w:p>
+        </w:tc>
+        <w:tc>
+          <w:tcPr>
+            <w:tcW w:type="dxa" w:w="2520"/>
+            <w:vAlign w:val="center"/>
+          </w:tcPr>
+          <w:p>
+            <w:pPr>
+              <w:keepLines/>
+              <w:spacing w:after="0"/>
+            </w:pPr>
+            <w:r>
+              <w:rPr>
+                <w:rFonts w:ascii="Arial" w:hAnsi="Arial" w:eastAsia="Arial" w:cs="Tahoma"/>
+                <w:sz w:val="18"/>
+              </w:rPr>
+            </w:r>
+            <w:r>
+              <w:rPr>
+                <w:rFonts w:ascii="Arial" w:hAnsi="Arial" w:eastAsia="Arial" w:cs="Tahoma"/>
+                <w:sz w:val="18"/>
+              </w:rPr>
+              <w:t>No</w:t>
+            </w:r>
+          </w:p>
+        </w:tc>
+        <w:tc>
+          <w:tcPr>
+            <w:tcW w:type="dxa" w:w="2520"/>
+            <w:vAlign w:val="center"/>
+          </w:tcPr>
+          <w:p>
+            <w:pPr>
+              <w:keepLines/>
+              <w:spacing w:after="0"/>
+            </w:pPr>
+            <w:r>
+              <w:rPr>
+                <w:rFonts w:ascii="Arial" w:hAnsi="Arial" w:eastAsia="Arial" w:cs="Tahoma"/>
+                <w:sz w:val="18"/>
+              </w:rPr>
+            </w:r>
+            <w:r>
+              <w:rPr>
+                <w:rFonts w:ascii="Arial" w:hAnsi="Arial" w:eastAsia="Arial" w:cs="Tahoma"/>
+                <w:sz w:val="18"/>
+              </w:rPr>
+              <w:t>1..100; default 20</w:t>
             </w:r>
           </w:p>
         </w:tc>
@@ -6354,6 +7767,8 @@
               <w:t xml:space="preserve">      "salesDeclinePercent": 12.5,</w:t>
               <w:br/>
               <w:t xml:space="preserve">      "statusCode": "06",</w:t>
+              <w:br/>
+              <w:t xml:space="preserve">      "currentOwner": "somchai.k",</w:t>
               <w:br/>
               <w:t xml:space="preserve">      "statusName": "รอฝ่าย SBP DSA ดำเนินการ",</w:t>
               <w:br/>
@@ -7642,6 +9057,111 @@
                 <w:sz w:val="18"/>
               </w:rPr>
               <w:t>canonical code; do not replace with display label</w:t>
+            </w:r>
+          </w:p>
+        </w:tc>
+      </w:tr>
+      <w:tr>
+        <w:trPr>
+          <w:cantSplit/>
+        </w:trPr>
+        <w:tc>
+          <w:tcPr>
+            <w:tcW w:type="dxa" w:w="2520"/>
+            <w:vAlign w:val="center"/>
+          </w:tcPr>
+          <w:p>
+            <w:pPr>
+              <w:keepLines/>
+              <w:spacing w:after="0"/>
+            </w:pPr>
+            <w:r>
+              <w:rPr>
+                <w:rFonts w:ascii="Arial" w:hAnsi="Arial" w:eastAsia="Arial" w:cs="Tahoma"/>
+                <w:sz w:val="18"/>
+              </w:rPr>
+            </w:r>
+            <w:r>
+              <w:rPr>
+                <w:rFonts w:ascii="Arial" w:hAnsi="Arial" w:eastAsia="Arial" w:cs="Tahoma"/>
+                <w:sz w:val="18"/>
+              </w:rPr>
+              <w:t>items[].currentOwner</w:t>
+            </w:r>
+          </w:p>
+        </w:tc>
+        <w:tc>
+          <w:tcPr>
+            <w:tcW w:type="dxa" w:w="2520"/>
+            <w:vAlign w:val="center"/>
+          </w:tcPr>
+          <w:p>
+            <w:pPr>
+              <w:keepLines/>
+              <w:spacing w:after="0"/>
+            </w:pPr>
+            <w:r>
+              <w:rPr>
+                <w:rFonts w:ascii="Arial" w:hAnsi="Arial" w:eastAsia="Arial" w:cs="Tahoma"/>
+                <w:sz w:val="18"/>
+              </w:rPr>
+            </w:r>
+            <w:r>
+              <w:rPr>
+                <w:rFonts w:ascii="Arial" w:hAnsi="Arial" w:eastAsia="Arial" w:cs="Tahoma"/>
+                <w:sz w:val="18"/>
+              </w:rPr>
+              <w:t>string</w:t>
+            </w:r>
+          </w:p>
+        </w:tc>
+        <w:tc>
+          <w:tcPr>
+            <w:tcW w:type="dxa" w:w="2520"/>
+            <w:vAlign w:val="center"/>
+          </w:tcPr>
+          <w:p>
+            <w:pPr>
+              <w:keepLines/>
+              <w:spacing w:after="0"/>
+            </w:pPr>
+            <w:r>
+              <w:rPr>
+                <w:rFonts w:ascii="Arial" w:hAnsi="Arial" w:eastAsia="Arial" w:cs="Tahoma"/>
+                <w:sz w:val="18"/>
+              </w:rPr>
+            </w:r>
+            <w:r>
+              <w:rPr>
+                <w:rFonts w:ascii="Arial" w:hAnsi="Arial" w:eastAsia="Arial" w:cs="Tahoma"/>
+                <w:sz w:val="18"/>
+              </w:rPr>
+              <w:t>Yes</w:t>
+            </w:r>
+          </w:p>
+        </w:tc>
+        <w:tc>
+          <w:tcPr>
+            <w:tcW w:type="dxa" w:w="2520"/>
+            <w:vAlign w:val="center"/>
+          </w:tcPr>
+          <w:p>
+            <w:pPr>
+              <w:keepLines/>
+              <w:spacing w:after="0"/>
+            </w:pPr>
+            <w:r>
+              <w:rPr>
+                <w:rFonts w:ascii="Arial" w:hAnsi="Arial" w:eastAsia="Arial" w:cs="Tahoma"/>
+                <w:sz w:val="18"/>
+              </w:rPr>
+            </w:r>
+            <w:r>
+              <w:rPr>
+                <w:rFonts w:ascii="Arial" w:hAnsi="Arial" w:eastAsia="Arial" w:cs="Tahoma"/>
+                <w:sz w:val="18"/>
+              </w:rPr>
+              <w:t>UTF-8; use value domain described by endpoint purpose</w:t>
             </w:r>
           </w:p>
         </w:tc>
@@ -8148,9 +9668,29 @@
               <w:br/>
               <w:t xml:space="preserve">  "year": 2026,</w:t>
               <w:br/>
-              <w:t xml:space="preserve">  "storeCode": "00788",</w:t>
+              <w:t xml:space="preserve">  "impactedStoreCode": "00788",</w:t>
               <w:br/>
               <w:t xml:space="preserve">  "status": "06",</w:t>
+              <w:br/>
+              <w:t xml:space="preserve">  "result": "APPROVE",</w:t>
+              <w:br/>
+              <w:t xml:space="preserve">  "keyword": "โลตัส",</w:t>
+              <w:br/>
+              <w:t xml:space="preserve">  "regionCode": "BE",</w:t>
+              <w:br/>
+              <w:t xml:space="preserve">  "storeType": "A",</w:t>
+              <w:br/>
+              <w:t xml:space="preserve">  "createdFrom": "2026-06-01",</w:t>
+              <w:br/>
+              <w:t xml:space="preserve">  "createdTo": "2026-06-30",</w:t>
+              <w:br/>
+              <w:t xml:space="preserve">  "salesDeclineMin": 10,</w:t>
+              <w:br/>
+              <w:t xml:space="preserve">  "salesDeclineMax": 80,</w:t>
+              <w:br/>
+              <w:t xml:space="preserve">  "compensationMin": 0,</w:t>
+              <w:br/>
+              <w:t xml:space="preserve">  "compensationMax": 500000,</w:t>
               <w:br/>
               <w:t xml:space="preserve">  "page": 1,</w:t>
               <w:br/>
@@ -8410,7 +9950,7 @@
                 <w:rFonts w:ascii="Arial" w:hAnsi="Arial" w:eastAsia="Arial" w:cs="Tahoma"/>
                 <w:sz w:val="18"/>
               </w:rPr>
-              <w:t>storeCode</w:t>
+              <w:t>impactedStoreCode</w:t>
             </w:r>
           </w:p>
         </w:tc>
@@ -8591,6 +10131,1405 @@
                 <w:sz w:val="18"/>
               </w:rPr>
               <w:t>UTF-8; use value domain described by endpoint purpose</w:t>
+            </w:r>
+          </w:p>
+        </w:tc>
+      </w:tr>
+      <w:tr>
+        <w:trPr>
+          <w:cantSplit/>
+        </w:trPr>
+        <w:tc>
+          <w:tcPr>
+            <w:tcW w:type="dxa" w:w="2520"/>
+            <w:vAlign w:val="center"/>
+          </w:tcPr>
+          <w:p>
+            <w:pPr>
+              <w:keepLines/>
+              <w:spacing w:after="0"/>
+            </w:pPr>
+            <w:r>
+              <w:rPr>
+                <w:rFonts w:ascii="Arial" w:hAnsi="Arial" w:eastAsia="Arial" w:cs="Tahoma"/>
+                <w:sz w:val="18"/>
+              </w:rPr>
+            </w:r>
+            <w:r>
+              <w:rPr>
+                <w:rFonts w:ascii="Arial" w:hAnsi="Arial" w:eastAsia="Arial" w:cs="Tahoma"/>
+                <w:sz w:val="18"/>
+              </w:rPr>
+              <w:t>result</w:t>
+            </w:r>
+          </w:p>
+        </w:tc>
+        <w:tc>
+          <w:tcPr>
+            <w:tcW w:type="dxa" w:w="2520"/>
+            <w:vAlign w:val="center"/>
+          </w:tcPr>
+          <w:p>
+            <w:pPr>
+              <w:keepLines/>
+              <w:spacing w:after="0"/>
+            </w:pPr>
+            <w:r>
+              <w:rPr>
+                <w:rFonts w:ascii="Arial" w:hAnsi="Arial" w:eastAsia="Arial" w:cs="Tahoma"/>
+                <w:sz w:val="18"/>
+              </w:rPr>
+            </w:r>
+            <w:r>
+              <w:rPr>
+                <w:rFonts w:ascii="Arial" w:hAnsi="Arial" w:eastAsia="Arial" w:cs="Tahoma"/>
+                <w:sz w:val="18"/>
+              </w:rPr>
+              <w:t>string</w:t>
+            </w:r>
+          </w:p>
+        </w:tc>
+        <w:tc>
+          <w:tcPr>
+            <w:tcW w:type="dxa" w:w="2520"/>
+            <w:vAlign w:val="center"/>
+          </w:tcPr>
+          <w:p>
+            <w:pPr>
+              <w:keepLines/>
+              <w:spacing w:after="0"/>
+            </w:pPr>
+            <w:r>
+              <w:rPr>
+                <w:rFonts w:ascii="Arial" w:hAnsi="Arial" w:eastAsia="Arial" w:cs="Tahoma"/>
+                <w:sz w:val="18"/>
+              </w:rPr>
+            </w:r>
+            <w:r>
+              <w:rPr>
+                <w:rFonts w:ascii="Arial" w:hAnsi="Arial" w:eastAsia="Arial" w:cs="Tahoma"/>
+                <w:sz w:val="18"/>
+              </w:rPr>
+              <w:t>No</w:t>
+            </w:r>
+          </w:p>
+        </w:tc>
+        <w:tc>
+          <w:tcPr>
+            <w:tcW w:type="dxa" w:w="2520"/>
+            <w:vAlign w:val="center"/>
+          </w:tcPr>
+          <w:p>
+            <w:pPr>
+              <w:keepLines/>
+              <w:spacing w:after="0"/>
+            </w:pPr>
+            <w:r>
+              <w:rPr>
+                <w:rFonts w:ascii="Arial" w:hAnsi="Arial" w:eastAsia="Arial" w:cs="Tahoma"/>
+                <w:sz w:val="18"/>
+              </w:rPr>
+            </w:r>
+            <w:r>
+              <w:rPr>
+                <w:rFonts w:ascii="Arial" w:hAnsi="Arial" w:eastAsia="Arial" w:cs="Tahoma"/>
+                <w:sz w:val="18"/>
+              </w:rPr>
+              <w:t xml:space="preserve">ช่อง </w:t>
+            </w:r>
+            <w:r>
+              <w:rPr>
+                <w:rFonts w:ascii="Arial" w:hAnsi="Arial" w:eastAsia="Arial" w:cs="Tahoma"/>
+                <w:b/>
+                <w:sz w:val="18"/>
+              </w:rPr>
+              <w:t>ผลการพิจารณา</w:t>
+            </w:r>
+            <w:r>
+              <w:rPr>
+                <w:rFonts w:ascii="Arial" w:hAnsi="Arial" w:eastAsia="Arial" w:cs="Tahoma"/>
+                <w:sz w:val="18"/>
+              </w:rPr>
+              <w:t xml:space="preserve"> (มีเฉพาะหน้า *ที่เกี่ยวข้อง*) — </w:t>
+            </w:r>
+            <w:r>
+              <w:rPr>
+                <w:rFonts w:ascii="Courier New" w:hAnsi="Courier New" w:eastAsia="Courier New" w:cs="Tahoma"/>
+                <w:sz w:val="18"/>
+              </w:rPr>
+              <w:t>APPROVE</w:t>
+            </w:r>
+            <w:r>
+              <w:rPr>
+                <w:rFonts w:ascii="Arial" w:hAnsi="Arial" w:eastAsia="Arial" w:cs="Tahoma"/>
+                <w:sz w:val="18"/>
+              </w:rPr>
+              <w:t xml:space="preserve"> / </w:t>
+            </w:r>
+            <w:r>
+              <w:rPr>
+                <w:rFonts w:ascii="Courier New" w:hAnsi="Courier New" w:eastAsia="Courier New" w:cs="Tahoma"/>
+                <w:sz w:val="18"/>
+              </w:rPr>
+              <w:t>REJECT</w:t>
+            </w:r>
+            <w:r>
+              <w:rPr>
+                <w:rFonts w:ascii="Arial" w:hAnsi="Arial" w:eastAsia="Arial" w:cs="Tahoma"/>
+                <w:sz w:val="18"/>
+              </w:rPr>
+              <w:t xml:space="preserve"> / </w:t>
+            </w:r>
+            <w:r>
+              <w:rPr>
+                <w:rFonts w:ascii="Courier New" w:hAnsi="Courier New" w:eastAsia="Courier New" w:cs="Tahoma"/>
+                <w:sz w:val="18"/>
+              </w:rPr>
+              <w:t>CANCELLED</w:t>
+            </w:r>
+            <w:r>
+              <w:rPr>
+                <w:rFonts w:ascii="Arial" w:hAnsi="Arial" w:eastAsia="Arial" w:cs="Tahoma"/>
+                <w:sz w:val="18"/>
+              </w:rPr>
+              <w:t xml:space="preserve"> / </w:t>
+            </w:r>
+            <w:r>
+              <w:rPr>
+                <w:rFonts w:ascii="Courier New" w:hAnsi="Courier New" w:eastAsia="Courier New" w:cs="Tahoma"/>
+                <w:sz w:val="18"/>
+              </w:rPr>
+              <w:t>NONE</w:t>
+            </w:r>
+            <w:r>
+              <w:rPr>
+                <w:rFonts w:ascii="Arial" w:hAnsi="Arial" w:eastAsia="Arial" w:cs="Tahoma"/>
+                <w:sz w:val="18"/>
+              </w:rPr>
+              <w:t xml:space="preserve"> · ดูจากผลพิจารณา </w:t>
+            </w:r>
+            <w:r>
+              <w:rPr>
+                <w:rFonts w:ascii="Arial" w:hAnsi="Arial" w:eastAsia="Arial" w:cs="Tahoma"/>
+                <w:b/>
+                <w:sz w:val="18"/>
+              </w:rPr>
+              <w:t>ล่าสุด</w:t>
+            </w:r>
+            <w:r>
+              <w:rPr>
+                <w:rFonts w:ascii="Arial" w:hAnsi="Arial" w:eastAsia="Arial" w:cs="Tahoma"/>
+                <w:sz w:val="18"/>
+              </w:rPr>
+              <w:t xml:space="preserve"> ของเอกสารใน </w:t>
+            </w:r>
+            <w:r>
+              <w:rPr>
+                <w:rFonts w:ascii="Courier New" w:hAnsi="Courier New" w:eastAsia="Courier New" w:cs="Tahoma"/>
+                <w:sz w:val="18"/>
+              </w:rPr>
+              <w:t>sgi_consideration_logs</w:t>
+            </w:r>
+            <w:r>
+              <w:rPr>
+                <w:rFonts w:ascii="Arial" w:hAnsi="Arial" w:eastAsia="Arial" w:cs="Tahoma"/>
+                <w:sz w:val="18"/>
+              </w:rPr>
+              <w:t xml:space="preserve"> ไม่ได้อยู่ที่หัวเอกสาร</w:t>
+            </w:r>
+          </w:p>
+        </w:tc>
+      </w:tr>
+      <w:tr>
+        <w:trPr>
+          <w:cantSplit/>
+        </w:trPr>
+        <w:tc>
+          <w:tcPr>
+            <w:tcW w:type="dxa" w:w="2520"/>
+            <w:vAlign w:val="center"/>
+          </w:tcPr>
+          <w:p>
+            <w:pPr>
+              <w:keepLines/>
+              <w:spacing w:after="0"/>
+            </w:pPr>
+            <w:r>
+              <w:rPr>
+                <w:rFonts w:ascii="Arial" w:hAnsi="Arial" w:eastAsia="Arial" w:cs="Tahoma"/>
+                <w:sz w:val="18"/>
+              </w:rPr>
+            </w:r>
+            <w:r>
+              <w:rPr>
+                <w:rFonts w:ascii="Arial" w:hAnsi="Arial" w:eastAsia="Arial" w:cs="Tahoma"/>
+                <w:sz w:val="18"/>
+              </w:rPr>
+              <w:t>keyword</w:t>
+            </w:r>
+          </w:p>
+        </w:tc>
+        <w:tc>
+          <w:tcPr>
+            <w:tcW w:type="dxa" w:w="2520"/>
+            <w:vAlign w:val="center"/>
+          </w:tcPr>
+          <w:p>
+            <w:pPr>
+              <w:keepLines/>
+              <w:spacing w:after="0"/>
+            </w:pPr>
+            <w:r>
+              <w:rPr>
+                <w:rFonts w:ascii="Arial" w:hAnsi="Arial" w:eastAsia="Arial" w:cs="Tahoma"/>
+                <w:sz w:val="18"/>
+              </w:rPr>
+            </w:r>
+            <w:r>
+              <w:rPr>
+                <w:rFonts w:ascii="Arial" w:hAnsi="Arial" w:eastAsia="Arial" w:cs="Tahoma"/>
+                <w:sz w:val="18"/>
+              </w:rPr>
+              <w:t>string</w:t>
+            </w:r>
+          </w:p>
+        </w:tc>
+        <w:tc>
+          <w:tcPr>
+            <w:tcW w:type="dxa" w:w="2520"/>
+            <w:vAlign w:val="center"/>
+          </w:tcPr>
+          <w:p>
+            <w:pPr>
+              <w:keepLines/>
+              <w:spacing w:after="0"/>
+            </w:pPr>
+            <w:r>
+              <w:rPr>
+                <w:rFonts w:ascii="Arial" w:hAnsi="Arial" w:eastAsia="Arial" w:cs="Tahoma"/>
+                <w:sz w:val="18"/>
+              </w:rPr>
+            </w:r>
+            <w:r>
+              <w:rPr>
+                <w:rFonts w:ascii="Arial" w:hAnsi="Arial" w:eastAsia="Arial" w:cs="Tahoma"/>
+                <w:sz w:val="18"/>
+              </w:rPr>
+              <w:t>No</w:t>
+            </w:r>
+          </w:p>
+        </w:tc>
+        <w:tc>
+          <w:tcPr>
+            <w:tcW w:type="dxa" w:w="2520"/>
+            <w:vAlign w:val="center"/>
+          </w:tcPr>
+          <w:p>
+            <w:pPr>
+              <w:keepLines/>
+              <w:spacing w:after="0"/>
+            </w:pPr>
+            <w:r>
+              <w:rPr>
+                <w:rFonts w:ascii="Arial" w:hAnsi="Arial" w:eastAsia="Arial" w:cs="Tahoma"/>
+                <w:sz w:val="18"/>
+              </w:rPr>
+            </w:r>
+            <w:r>
+              <w:rPr>
+                <w:rFonts w:ascii="Arial" w:hAnsi="Arial" w:eastAsia="Arial" w:cs="Tahoma"/>
+                <w:sz w:val="18"/>
+              </w:rPr>
+              <w:t xml:space="preserve">ช่อง </w:t>
+            </w:r>
+            <w:r>
+              <w:rPr>
+                <w:rFonts w:ascii="Arial" w:hAnsi="Arial" w:eastAsia="Arial" w:cs="Tahoma"/>
+                <w:b/>
+                <w:sz w:val="18"/>
+              </w:rPr>
+              <w:t>ค้นหา</w:t>
+            </w:r>
+            <w:r>
+              <w:rPr>
+                <w:rFonts w:ascii="Arial" w:hAnsi="Arial" w:eastAsia="Arial" w:cs="Tahoma"/>
+                <w:sz w:val="18"/>
+              </w:rPr>
+              <w:t xml:space="preserve"> — ค้นแบบ contains ใน เลขที่เอกสาร / ชื่อร้าน / รหัสร้าน (ไม่สนตัวพิมพ์)</w:t>
+            </w:r>
+          </w:p>
+        </w:tc>
+      </w:tr>
+      <w:tr>
+        <w:trPr>
+          <w:cantSplit/>
+        </w:trPr>
+        <w:tc>
+          <w:tcPr>
+            <w:tcW w:type="dxa" w:w="2520"/>
+            <w:vAlign w:val="center"/>
+          </w:tcPr>
+          <w:p>
+            <w:pPr>
+              <w:keepLines/>
+              <w:spacing w:after="0"/>
+            </w:pPr>
+            <w:r>
+              <w:rPr>
+                <w:rFonts w:ascii="Arial" w:hAnsi="Arial" w:eastAsia="Arial" w:cs="Tahoma"/>
+                <w:sz w:val="18"/>
+              </w:rPr>
+            </w:r>
+            <w:r>
+              <w:rPr>
+                <w:rFonts w:ascii="Arial" w:hAnsi="Arial" w:eastAsia="Arial" w:cs="Tahoma"/>
+                <w:sz w:val="18"/>
+              </w:rPr>
+              <w:t>regionCode</w:t>
+            </w:r>
+          </w:p>
+        </w:tc>
+        <w:tc>
+          <w:tcPr>
+            <w:tcW w:type="dxa" w:w="2520"/>
+            <w:vAlign w:val="center"/>
+          </w:tcPr>
+          <w:p>
+            <w:pPr>
+              <w:keepLines/>
+              <w:spacing w:after="0"/>
+            </w:pPr>
+            <w:r>
+              <w:rPr>
+                <w:rFonts w:ascii="Arial" w:hAnsi="Arial" w:eastAsia="Arial" w:cs="Tahoma"/>
+                <w:sz w:val="18"/>
+              </w:rPr>
+            </w:r>
+            <w:r>
+              <w:rPr>
+                <w:rFonts w:ascii="Arial" w:hAnsi="Arial" w:eastAsia="Arial" w:cs="Tahoma"/>
+                <w:sz w:val="18"/>
+              </w:rPr>
+              <w:t>string</w:t>
+            </w:r>
+          </w:p>
+        </w:tc>
+        <w:tc>
+          <w:tcPr>
+            <w:tcW w:type="dxa" w:w="2520"/>
+            <w:vAlign w:val="center"/>
+          </w:tcPr>
+          <w:p>
+            <w:pPr>
+              <w:keepLines/>
+              <w:spacing w:after="0"/>
+            </w:pPr>
+            <w:r>
+              <w:rPr>
+                <w:rFonts w:ascii="Arial" w:hAnsi="Arial" w:eastAsia="Arial" w:cs="Tahoma"/>
+                <w:sz w:val="18"/>
+              </w:rPr>
+            </w:r>
+            <w:r>
+              <w:rPr>
+                <w:rFonts w:ascii="Arial" w:hAnsi="Arial" w:eastAsia="Arial" w:cs="Tahoma"/>
+                <w:sz w:val="18"/>
+              </w:rPr>
+              <w:t>No</w:t>
+            </w:r>
+          </w:p>
+        </w:tc>
+        <w:tc>
+          <w:tcPr>
+            <w:tcW w:type="dxa" w:w="2520"/>
+            <w:vAlign w:val="center"/>
+          </w:tcPr>
+          <w:p>
+            <w:pPr>
+              <w:keepLines/>
+              <w:spacing w:after="0"/>
+            </w:pPr>
+            <w:r>
+              <w:rPr>
+                <w:rFonts w:ascii="Arial" w:hAnsi="Arial" w:eastAsia="Arial" w:cs="Tahoma"/>
+                <w:sz w:val="18"/>
+              </w:rPr>
+            </w:r>
+            <w:r>
+              <w:rPr>
+                <w:rFonts w:ascii="Arial" w:hAnsi="Arial" w:eastAsia="Arial" w:cs="Tahoma"/>
+                <w:sz w:val="18"/>
+              </w:rPr>
+              <w:t xml:space="preserve">ช่อง </w:t>
+            </w:r>
+            <w:r>
+              <w:rPr>
+                <w:rFonts w:ascii="Arial" w:hAnsi="Arial" w:eastAsia="Arial" w:cs="Tahoma"/>
+                <w:b/>
+                <w:sz w:val="18"/>
+              </w:rPr>
+              <w:t>ภาค</w:t>
+            </w:r>
+            <w:r>
+              <w:rPr>
+                <w:rFonts w:ascii="Arial" w:hAnsi="Arial" w:eastAsia="Arial" w:cs="Tahoma"/>
+                <w:sz w:val="18"/>
+              </w:rPr>
+              <w:t xml:space="preserve"> — รหัสภาคของร้าน (</w:t>
+            </w:r>
+            <w:r>
+              <w:rPr>
+                <w:rFonts w:ascii="Courier New" w:hAnsi="Courier New" w:eastAsia="Courier New" w:cs="Tahoma"/>
+                <w:sz w:val="18"/>
+              </w:rPr>
+              <w:t>store.zone_cd</w:t>
+            </w:r>
+            <w:r>
+              <w:rPr>
+                <w:rFonts w:ascii="Arial" w:hAnsi="Arial" w:eastAsia="Arial" w:cs="Tahoma"/>
+                <w:sz w:val="18"/>
+              </w:rPr>
+              <w:t xml:space="preserve">) · ค่าเดียวกับ </w:t>
+            </w:r>
+            <w:r>
+              <w:rPr>
+                <w:rFonts w:ascii="Courier New" w:hAnsi="Courier New" w:eastAsia="Courier New" w:cs="Tahoma"/>
+                <w:sz w:val="18"/>
+              </w:rPr>
+              <w:t>items[].regionCode</w:t>
+            </w:r>
+            <w:r>
+              <w:rPr>
+                <w:rFonts w:ascii="Arial" w:hAnsi="Arial" w:eastAsia="Arial" w:cs="Tahoma"/>
+                <w:sz w:val="18"/>
+              </w:rPr>
+              <w:t xml:space="preserve"> ใน response</w:t>
+            </w:r>
+          </w:p>
+        </w:tc>
+      </w:tr>
+      <w:tr>
+        <w:trPr>
+          <w:cantSplit/>
+        </w:trPr>
+        <w:tc>
+          <w:tcPr>
+            <w:tcW w:type="dxa" w:w="2520"/>
+            <w:vAlign w:val="center"/>
+          </w:tcPr>
+          <w:p>
+            <w:pPr>
+              <w:keepLines/>
+              <w:spacing w:after="0"/>
+            </w:pPr>
+            <w:r>
+              <w:rPr>
+                <w:rFonts w:ascii="Arial" w:hAnsi="Arial" w:eastAsia="Arial" w:cs="Tahoma"/>
+                <w:sz w:val="18"/>
+              </w:rPr>
+            </w:r>
+            <w:r>
+              <w:rPr>
+                <w:rFonts w:ascii="Arial" w:hAnsi="Arial" w:eastAsia="Arial" w:cs="Tahoma"/>
+                <w:sz w:val="18"/>
+              </w:rPr>
+              <w:t>storeType</w:t>
+            </w:r>
+          </w:p>
+        </w:tc>
+        <w:tc>
+          <w:tcPr>
+            <w:tcW w:type="dxa" w:w="2520"/>
+            <w:vAlign w:val="center"/>
+          </w:tcPr>
+          <w:p>
+            <w:pPr>
+              <w:keepLines/>
+              <w:spacing w:after="0"/>
+            </w:pPr>
+            <w:r>
+              <w:rPr>
+                <w:rFonts w:ascii="Arial" w:hAnsi="Arial" w:eastAsia="Arial" w:cs="Tahoma"/>
+                <w:sz w:val="18"/>
+              </w:rPr>
+            </w:r>
+            <w:r>
+              <w:rPr>
+                <w:rFonts w:ascii="Arial" w:hAnsi="Arial" w:eastAsia="Arial" w:cs="Tahoma"/>
+                <w:sz w:val="18"/>
+              </w:rPr>
+              <w:t>string</w:t>
+            </w:r>
+          </w:p>
+        </w:tc>
+        <w:tc>
+          <w:tcPr>
+            <w:tcW w:type="dxa" w:w="2520"/>
+            <w:vAlign w:val="center"/>
+          </w:tcPr>
+          <w:p>
+            <w:pPr>
+              <w:keepLines/>
+              <w:spacing w:after="0"/>
+            </w:pPr>
+            <w:r>
+              <w:rPr>
+                <w:rFonts w:ascii="Arial" w:hAnsi="Arial" w:eastAsia="Arial" w:cs="Tahoma"/>
+                <w:sz w:val="18"/>
+              </w:rPr>
+            </w:r>
+            <w:r>
+              <w:rPr>
+                <w:rFonts w:ascii="Arial" w:hAnsi="Arial" w:eastAsia="Arial" w:cs="Tahoma"/>
+                <w:sz w:val="18"/>
+              </w:rPr>
+              <w:t>No</w:t>
+            </w:r>
+          </w:p>
+        </w:tc>
+        <w:tc>
+          <w:tcPr>
+            <w:tcW w:type="dxa" w:w="2520"/>
+            <w:vAlign w:val="center"/>
+          </w:tcPr>
+          <w:p>
+            <w:pPr>
+              <w:keepLines/>
+              <w:spacing w:after="0"/>
+            </w:pPr>
+            <w:r>
+              <w:rPr>
+                <w:rFonts w:ascii="Arial" w:hAnsi="Arial" w:eastAsia="Arial" w:cs="Tahoma"/>
+                <w:sz w:val="18"/>
+              </w:rPr>
+            </w:r>
+            <w:r>
+              <w:rPr>
+                <w:rFonts w:ascii="Arial" w:hAnsi="Arial" w:eastAsia="Arial" w:cs="Tahoma"/>
+                <w:sz w:val="18"/>
+              </w:rPr>
+              <w:t xml:space="preserve">ช่อง </w:t>
+            </w:r>
+            <w:r>
+              <w:rPr>
+                <w:rFonts w:ascii="Arial" w:hAnsi="Arial" w:eastAsia="Arial" w:cs="Tahoma"/>
+                <w:b/>
+                <w:sz w:val="18"/>
+              </w:rPr>
+              <w:t>ประเภทร้าน</w:t>
+            </w:r>
+            <w:r>
+              <w:rPr>
+                <w:rFonts w:ascii="Arial" w:hAnsi="Arial" w:eastAsia="Arial" w:cs="Tahoma"/>
+                <w:sz w:val="18"/>
+              </w:rPr>
+              <w:t xml:space="preserve"> — 7 ค่า </w:t>
+            </w:r>
+            <w:r>
+              <w:rPr>
+                <w:rFonts w:ascii="Arial" w:hAnsi="Arial" w:eastAsia="Arial" w:cs="Tahoma"/>
+                <w:color w:val="8A3324"/>
+                <w:sz w:val="18"/>
+              </w:rPr>
+              <w:t>A B C D E PTT บริษัท</w:t>
+            </w:r>
+            <w:r>
+              <w:rPr>
+                <w:rFonts w:ascii="Arial" w:hAnsi="Arial" w:eastAsia="Arial" w:cs="Tahoma"/>
+                <w:sz w:val="18"/>
+              </w:rPr>
+              <w:t xml:space="preserve"> (</w:t>
+            </w:r>
+            <w:r>
+              <w:rPr>
+                <w:rFonts w:ascii="Courier New" w:hAnsi="Courier New" w:eastAsia="Courier New" w:cs="Tahoma"/>
+                <w:sz w:val="18"/>
+              </w:rPr>
+              <w:t>store.store_type</w:t>
+            </w:r>
+            <w:r>
+              <w:rPr>
+                <w:rFonts w:ascii="Arial" w:hAnsi="Arial" w:eastAsia="Arial" w:cs="Tahoma"/>
+                <w:sz w:val="18"/>
+              </w:rPr>
+              <w:t>) ชุดเดียวกับตัวกรองในรายงาน</w:t>
+            </w:r>
+          </w:p>
+        </w:tc>
+      </w:tr>
+      <w:tr>
+        <w:trPr>
+          <w:cantSplit/>
+        </w:trPr>
+        <w:tc>
+          <w:tcPr>
+            <w:tcW w:type="dxa" w:w="2520"/>
+            <w:vAlign w:val="center"/>
+          </w:tcPr>
+          <w:p>
+            <w:pPr>
+              <w:keepLines/>
+              <w:spacing w:after="0"/>
+            </w:pPr>
+            <w:r>
+              <w:rPr>
+                <w:rFonts w:ascii="Arial" w:hAnsi="Arial" w:eastAsia="Arial" w:cs="Tahoma"/>
+                <w:sz w:val="18"/>
+              </w:rPr>
+            </w:r>
+            <w:r>
+              <w:rPr>
+                <w:rFonts w:ascii="Arial" w:hAnsi="Arial" w:eastAsia="Arial" w:cs="Tahoma"/>
+                <w:sz w:val="18"/>
+              </w:rPr>
+              <w:t>createdFrom</w:t>
+            </w:r>
+          </w:p>
+        </w:tc>
+        <w:tc>
+          <w:tcPr>
+            <w:tcW w:type="dxa" w:w="2520"/>
+            <w:vAlign w:val="center"/>
+          </w:tcPr>
+          <w:p>
+            <w:pPr>
+              <w:keepLines/>
+              <w:spacing w:after="0"/>
+            </w:pPr>
+            <w:r>
+              <w:rPr>
+                <w:rFonts w:ascii="Arial" w:hAnsi="Arial" w:eastAsia="Arial" w:cs="Tahoma"/>
+                <w:sz w:val="18"/>
+              </w:rPr>
+            </w:r>
+            <w:r>
+              <w:rPr>
+                <w:rFonts w:ascii="Arial" w:hAnsi="Arial" w:eastAsia="Arial" w:cs="Tahoma"/>
+                <w:sz w:val="18"/>
+              </w:rPr>
+              <w:t>string</w:t>
+            </w:r>
+          </w:p>
+        </w:tc>
+        <w:tc>
+          <w:tcPr>
+            <w:tcW w:type="dxa" w:w="2520"/>
+            <w:vAlign w:val="center"/>
+          </w:tcPr>
+          <w:p>
+            <w:pPr>
+              <w:keepLines/>
+              <w:spacing w:after="0"/>
+            </w:pPr>
+            <w:r>
+              <w:rPr>
+                <w:rFonts w:ascii="Arial" w:hAnsi="Arial" w:eastAsia="Arial" w:cs="Tahoma"/>
+                <w:sz w:val="18"/>
+              </w:rPr>
+            </w:r>
+            <w:r>
+              <w:rPr>
+                <w:rFonts w:ascii="Arial" w:hAnsi="Arial" w:eastAsia="Arial" w:cs="Tahoma"/>
+                <w:sz w:val="18"/>
+              </w:rPr>
+              <w:t>No</w:t>
+            </w:r>
+          </w:p>
+        </w:tc>
+        <w:tc>
+          <w:tcPr>
+            <w:tcW w:type="dxa" w:w="2520"/>
+            <w:vAlign w:val="center"/>
+          </w:tcPr>
+          <w:p>
+            <w:pPr>
+              <w:keepLines/>
+              <w:spacing w:after="0"/>
+            </w:pPr>
+            <w:r>
+              <w:rPr>
+                <w:rFonts w:ascii="Arial" w:hAnsi="Arial" w:eastAsia="Arial" w:cs="Tahoma"/>
+                <w:sz w:val="18"/>
+              </w:rPr>
+            </w:r>
+            <w:r>
+              <w:rPr>
+                <w:rFonts w:ascii="Arial" w:hAnsi="Arial" w:eastAsia="Arial" w:cs="Tahoma"/>
+                <w:sz w:val="18"/>
+              </w:rPr>
+              <w:t xml:space="preserve">ช่อง </w:t>
+            </w:r>
+            <w:r>
+              <w:rPr>
+                <w:rFonts w:ascii="Arial" w:hAnsi="Arial" w:eastAsia="Arial" w:cs="Tahoma"/>
+                <w:b/>
+                <w:sz w:val="18"/>
+              </w:rPr>
+              <w:t>วันที่สร้าง (ตั้งแต่)</w:t>
+            </w:r>
+            <w:r>
+              <w:rPr>
+                <w:rFonts w:ascii="Arial" w:hAnsi="Arial" w:eastAsia="Arial" w:cs="Tahoma"/>
+                <w:sz w:val="18"/>
+              </w:rPr>
+              <w:t xml:space="preserve"> — ISO ค.ศ. · รวมวันที่ระบุ</w:t>
+            </w:r>
+          </w:p>
+        </w:tc>
+      </w:tr>
+      <w:tr>
+        <w:trPr>
+          <w:cantSplit/>
+        </w:trPr>
+        <w:tc>
+          <w:tcPr>
+            <w:tcW w:type="dxa" w:w="2520"/>
+            <w:vAlign w:val="center"/>
+          </w:tcPr>
+          <w:p>
+            <w:pPr>
+              <w:keepLines/>
+              <w:spacing w:after="0"/>
+            </w:pPr>
+            <w:r>
+              <w:rPr>
+                <w:rFonts w:ascii="Arial" w:hAnsi="Arial" w:eastAsia="Arial" w:cs="Tahoma"/>
+                <w:sz w:val="18"/>
+              </w:rPr>
+            </w:r>
+            <w:r>
+              <w:rPr>
+                <w:rFonts w:ascii="Arial" w:hAnsi="Arial" w:eastAsia="Arial" w:cs="Tahoma"/>
+                <w:sz w:val="18"/>
+              </w:rPr>
+              <w:t>createdTo</w:t>
+            </w:r>
+          </w:p>
+        </w:tc>
+        <w:tc>
+          <w:tcPr>
+            <w:tcW w:type="dxa" w:w="2520"/>
+            <w:vAlign w:val="center"/>
+          </w:tcPr>
+          <w:p>
+            <w:pPr>
+              <w:keepLines/>
+              <w:spacing w:after="0"/>
+            </w:pPr>
+            <w:r>
+              <w:rPr>
+                <w:rFonts w:ascii="Arial" w:hAnsi="Arial" w:eastAsia="Arial" w:cs="Tahoma"/>
+                <w:sz w:val="18"/>
+              </w:rPr>
+            </w:r>
+            <w:r>
+              <w:rPr>
+                <w:rFonts w:ascii="Arial" w:hAnsi="Arial" w:eastAsia="Arial" w:cs="Tahoma"/>
+                <w:sz w:val="18"/>
+              </w:rPr>
+              <w:t>string</w:t>
+            </w:r>
+          </w:p>
+        </w:tc>
+        <w:tc>
+          <w:tcPr>
+            <w:tcW w:type="dxa" w:w="2520"/>
+            <w:vAlign w:val="center"/>
+          </w:tcPr>
+          <w:p>
+            <w:pPr>
+              <w:keepLines/>
+              <w:spacing w:after="0"/>
+            </w:pPr>
+            <w:r>
+              <w:rPr>
+                <w:rFonts w:ascii="Arial" w:hAnsi="Arial" w:eastAsia="Arial" w:cs="Tahoma"/>
+                <w:sz w:val="18"/>
+              </w:rPr>
+            </w:r>
+            <w:r>
+              <w:rPr>
+                <w:rFonts w:ascii="Arial" w:hAnsi="Arial" w:eastAsia="Arial" w:cs="Tahoma"/>
+                <w:sz w:val="18"/>
+              </w:rPr>
+              <w:t>No</w:t>
+            </w:r>
+          </w:p>
+        </w:tc>
+        <w:tc>
+          <w:tcPr>
+            <w:tcW w:type="dxa" w:w="2520"/>
+            <w:vAlign w:val="center"/>
+          </w:tcPr>
+          <w:p>
+            <w:pPr>
+              <w:keepLines/>
+              <w:spacing w:after="0"/>
+            </w:pPr>
+            <w:r>
+              <w:rPr>
+                <w:rFonts w:ascii="Arial" w:hAnsi="Arial" w:eastAsia="Arial" w:cs="Tahoma"/>
+                <w:sz w:val="18"/>
+              </w:rPr>
+            </w:r>
+            <w:r>
+              <w:rPr>
+                <w:rFonts w:ascii="Arial" w:hAnsi="Arial" w:eastAsia="Arial" w:cs="Tahoma"/>
+                <w:sz w:val="18"/>
+              </w:rPr>
+              <w:t xml:space="preserve">ช่อง </w:t>
+            </w:r>
+            <w:r>
+              <w:rPr>
+                <w:rFonts w:ascii="Arial" w:hAnsi="Arial" w:eastAsia="Arial" w:cs="Tahoma"/>
+                <w:b/>
+                <w:sz w:val="18"/>
+              </w:rPr>
+              <w:t>วันที่สร้าง (ถึง)</w:t>
+            </w:r>
+            <w:r>
+              <w:rPr>
+                <w:rFonts w:ascii="Arial" w:hAnsi="Arial" w:eastAsia="Arial" w:cs="Tahoma"/>
+                <w:sz w:val="18"/>
+              </w:rPr>
+              <w:t xml:space="preserve"> — ISO ค.ศ. · </w:t>
+            </w:r>
+            <w:r>
+              <w:rPr>
+                <w:rFonts w:ascii="Arial" w:hAnsi="Arial" w:eastAsia="Arial" w:cs="Tahoma"/>
+                <w:b/>
+                <w:sz w:val="18"/>
+              </w:rPr>
+              <w:t>รวมทั้งวัน</w:t>
+            </w:r>
+            <w:r>
+              <w:rPr>
+                <w:rFonts w:ascii="Arial" w:hAnsi="Arial" w:eastAsia="Arial" w:cs="Tahoma"/>
+                <w:sz w:val="18"/>
+              </w:rPr>
+              <w:t xml:space="preserve"> (SQL ใช้ </w:t>
+            </w:r>
+            <w:r>
+              <w:rPr>
+                <w:rFonts w:ascii="Courier New" w:hAnsi="Courier New" w:eastAsia="Courier New" w:cs="Tahoma"/>
+                <w:sz w:val="18"/>
+              </w:rPr>
+              <w:t>&lt; :createdTo + 1</w:t>
+            </w:r>
+            <w:r>
+              <w:rPr>
+                <w:rFonts w:ascii="Arial" w:hAnsi="Arial" w:eastAsia="Arial" w:cs="Tahoma"/>
+                <w:sz w:val="18"/>
+              </w:rPr>
+              <w:t>)</w:t>
+            </w:r>
+          </w:p>
+        </w:tc>
+      </w:tr>
+      <w:tr>
+        <w:trPr>
+          <w:cantSplit/>
+        </w:trPr>
+        <w:tc>
+          <w:tcPr>
+            <w:tcW w:type="dxa" w:w="2520"/>
+            <w:vAlign w:val="center"/>
+          </w:tcPr>
+          <w:p>
+            <w:pPr>
+              <w:keepLines/>
+              <w:spacing w:after="0"/>
+            </w:pPr>
+            <w:r>
+              <w:rPr>
+                <w:rFonts w:ascii="Arial" w:hAnsi="Arial" w:eastAsia="Arial" w:cs="Tahoma"/>
+                <w:sz w:val="18"/>
+              </w:rPr>
+            </w:r>
+            <w:r>
+              <w:rPr>
+                <w:rFonts w:ascii="Arial" w:hAnsi="Arial" w:eastAsia="Arial" w:cs="Tahoma"/>
+                <w:sz w:val="18"/>
+              </w:rPr>
+              <w:t>salesDeclineMin</w:t>
+            </w:r>
+          </w:p>
+        </w:tc>
+        <w:tc>
+          <w:tcPr>
+            <w:tcW w:type="dxa" w:w="2520"/>
+            <w:vAlign w:val="center"/>
+          </w:tcPr>
+          <w:p>
+            <w:pPr>
+              <w:keepLines/>
+              <w:spacing w:after="0"/>
+            </w:pPr>
+            <w:r>
+              <w:rPr>
+                <w:rFonts w:ascii="Arial" w:hAnsi="Arial" w:eastAsia="Arial" w:cs="Tahoma"/>
+                <w:sz w:val="18"/>
+              </w:rPr>
+            </w:r>
+            <w:r>
+              <w:rPr>
+                <w:rFonts w:ascii="Arial" w:hAnsi="Arial" w:eastAsia="Arial" w:cs="Tahoma"/>
+                <w:sz w:val="18"/>
+              </w:rPr>
+              <w:t>integer</w:t>
+            </w:r>
+          </w:p>
+        </w:tc>
+        <w:tc>
+          <w:tcPr>
+            <w:tcW w:type="dxa" w:w="2520"/>
+            <w:vAlign w:val="center"/>
+          </w:tcPr>
+          <w:p>
+            <w:pPr>
+              <w:keepLines/>
+              <w:spacing w:after="0"/>
+            </w:pPr>
+            <w:r>
+              <w:rPr>
+                <w:rFonts w:ascii="Arial" w:hAnsi="Arial" w:eastAsia="Arial" w:cs="Tahoma"/>
+                <w:sz w:val="18"/>
+              </w:rPr>
+            </w:r>
+            <w:r>
+              <w:rPr>
+                <w:rFonts w:ascii="Arial" w:hAnsi="Arial" w:eastAsia="Arial" w:cs="Tahoma"/>
+                <w:sz w:val="18"/>
+              </w:rPr>
+              <w:t>No</w:t>
+            </w:r>
+          </w:p>
+        </w:tc>
+        <w:tc>
+          <w:tcPr>
+            <w:tcW w:type="dxa" w:w="2520"/>
+            <w:vAlign w:val="center"/>
+          </w:tcPr>
+          <w:p>
+            <w:pPr>
+              <w:keepLines/>
+              <w:spacing w:after="0"/>
+            </w:pPr>
+            <w:r>
+              <w:rPr>
+                <w:rFonts w:ascii="Arial" w:hAnsi="Arial" w:eastAsia="Arial" w:cs="Tahoma"/>
+                <w:sz w:val="18"/>
+              </w:rPr>
+            </w:r>
+            <w:r>
+              <w:rPr>
+                <w:rFonts w:ascii="Arial" w:hAnsi="Arial" w:eastAsia="Arial" w:cs="Tahoma"/>
+                <w:sz w:val="18"/>
+              </w:rPr>
+              <w:t xml:space="preserve">ช่อง </w:t>
+            </w:r>
+            <w:r>
+              <w:rPr>
+                <w:rFonts w:ascii="Arial" w:hAnsi="Arial" w:eastAsia="Arial" w:cs="Tahoma"/>
+                <w:b/>
+                <w:sz w:val="18"/>
+              </w:rPr>
+              <w:t>ยอดขายที่ลดลง (ต่ำสุด)</w:t>
+            </w:r>
+            <w:r>
+              <w:rPr>
+                <w:rFonts w:ascii="Arial" w:hAnsi="Arial" w:eastAsia="Arial" w:cs="Tahoma"/>
+                <w:sz w:val="18"/>
+              </w:rPr>
+              <w:t xml:space="preserve"> — % เทียบกับ </w:t>
+            </w:r>
+            <w:r>
+              <w:rPr>
+                <w:rFonts w:ascii="Courier New" w:hAnsi="Courier New" w:eastAsia="Courier New" w:cs="Tahoma"/>
+                <w:sz w:val="18"/>
+              </w:rPr>
+              <w:t>items[].salesDeclinePercent</w:t>
+            </w:r>
+          </w:p>
+        </w:tc>
+      </w:tr>
+      <w:tr>
+        <w:trPr>
+          <w:cantSplit/>
+        </w:trPr>
+        <w:tc>
+          <w:tcPr>
+            <w:tcW w:type="dxa" w:w="2520"/>
+            <w:vAlign w:val="center"/>
+          </w:tcPr>
+          <w:p>
+            <w:pPr>
+              <w:keepLines/>
+              <w:spacing w:after="0"/>
+            </w:pPr>
+            <w:r>
+              <w:rPr>
+                <w:rFonts w:ascii="Arial" w:hAnsi="Arial" w:eastAsia="Arial" w:cs="Tahoma"/>
+                <w:sz w:val="18"/>
+              </w:rPr>
+            </w:r>
+            <w:r>
+              <w:rPr>
+                <w:rFonts w:ascii="Arial" w:hAnsi="Arial" w:eastAsia="Arial" w:cs="Tahoma"/>
+                <w:sz w:val="18"/>
+              </w:rPr>
+              <w:t>salesDeclineMax</w:t>
+            </w:r>
+          </w:p>
+        </w:tc>
+        <w:tc>
+          <w:tcPr>
+            <w:tcW w:type="dxa" w:w="2520"/>
+            <w:vAlign w:val="center"/>
+          </w:tcPr>
+          <w:p>
+            <w:pPr>
+              <w:keepLines/>
+              <w:spacing w:after="0"/>
+            </w:pPr>
+            <w:r>
+              <w:rPr>
+                <w:rFonts w:ascii="Arial" w:hAnsi="Arial" w:eastAsia="Arial" w:cs="Tahoma"/>
+                <w:sz w:val="18"/>
+              </w:rPr>
+            </w:r>
+            <w:r>
+              <w:rPr>
+                <w:rFonts w:ascii="Arial" w:hAnsi="Arial" w:eastAsia="Arial" w:cs="Tahoma"/>
+                <w:sz w:val="18"/>
+              </w:rPr>
+              <w:t>integer</w:t>
+            </w:r>
+          </w:p>
+        </w:tc>
+        <w:tc>
+          <w:tcPr>
+            <w:tcW w:type="dxa" w:w="2520"/>
+            <w:vAlign w:val="center"/>
+          </w:tcPr>
+          <w:p>
+            <w:pPr>
+              <w:keepLines/>
+              <w:spacing w:after="0"/>
+            </w:pPr>
+            <w:r>
+              <w:rPr>
+                <w:rFonts w:ascii="Arial" w:hAnsi="Arial" w:eastAsia="Arial" w:cs="Tahoma"/>
+                <w:sz w:val="18"/>
+              </w:rPr>
+            </w:r>
+            <w:r>
+              <w:rPr>
+                <w:rFonts w:ascii="Arial" w:hAnsi="Arial" w:eastAsia="Arial" w:cs="Tahoma"/>
+                <w:sz w:val="18"/>
+              </w:rPr>
+              <w:t>No</w:t>
+            </w:r>
+          </w:p>
+        </w:tc>
+        <w:tc>
+          <w:tcPr>
+            <w:tcW w:type="dxa" w:w="2520"/>
+            <w:vAlign w:val="center"/>
+          </w:tcPr>
+          <w:p>
+            <w:pPr>
+              <w:keepLines/>
+              <w:spacing w:after="0"/>
+            </w:pPr>
+            <w:r>
+              <w:rPr>
+                <w:rFonts w:ascii="Arial" w:hAnsi="Arial" w:eastAsia="Arial" w:cs="Tahoma"/>
+                <w:sz w:val="18"/>
+              </w:rPr>
+            </w:r>
+            <w:r>
+              <w:rPr>
+                <w:rFonts w:ascii="Arial" w:hAnsi="Arial" w:eastAsia="Arial" w:cs="Tahoma"/>
+                <w:sz w:val="18"/>
+              </w:rPr>
+              <w:t xml:space="preserve">ช่อง </w:t>
+            </w:r>
+            <w:r>
+              <w:rPr>
+                <w:rFonts w:ascii="Arial" w:hAnsi="Arial" w:eastAsia="Arial" w:cs="Tahoma"/>
+                <w:b/>
+                <w:sz w:val="18"/>
+              </w:rPr>
+              <w:t>ยอดขายที่ลดลง (สูงสุด)</w:t>
+            </w:r>
+            <w:r>
+              <w:rPr>
+                <w:rFonts w:ascii="Arial" w:hAnsi="Arial" w:eastAsia="Arial" w:cs="Tahoma"/>
+                <w:sz w:val="18"/>
+              </w:rPr>
+              <w:t xml:space="preserve"> — % เทียบกับ </w:t>
+            </w:r>
+            <w:r>
+              <w:rPr>
+                <w:rFonts w:ascii="Courier New" w:hAnsi="Courier New" w:eastAsia="Courier New" w:cs="Tahoma"/>
+                <w:sz w:val="18"/>
+              </w:rPr>
+              <w:t>items[].salesDeclinePercent</w:t>
+            </w:r>
+          </w:p>
+        </w:tc>
+      </w:tr>
+      <w:tr>
+        <w:trPr>
+          <w:cantSplit/>
+        </w:trPr>
+        <w:tc>
+          <w:tcPr>
+            <w:tcW w:type="dxa" w:w="2520"/>
+            <w:vAlign w:val="center"/>
+          </w:tcPr>
+          <w:p>
+            <w:pPr>
+              <w:keepLines/>
+              <w:spacing w:after="0"/>
+            </w:pPr>
+            <w:r>
+              <w:rPr>
+                <w:rFonts w:ascii="Arial" w:hAnsi="Arial" w:eastAsia="Arial" w:cs="Tahoma"/>
+                <w:sz w:val="18"/>
+              </w:rPr>
+            </w:r>
+            <w:r>
+              <w:rPr>
+                <w:rFonts w:ascii="Arial" w:hAnsi="Arial" w:eastAsia="Arial" w:cs="Tahoma"/>
+                <w:sz w:val="18"/>
+              </w:rPr>
+              <w:t>compensationMin</w:t>
+            </w:r>
+          </w:p>
+        </w:tc>
+        <w:tc>
+          <w:tcPr>
+            <w:tcW w:type="dxa" w:w="2520"/>
+            <w:vAlign w:val="center"/>
+          </w:tcPr>
+          <w:p>
+            <w:pPr>
+              <w:keepLines/>
+              <w:spacing w:after="0"/>
+            </w:pPr>
+            <w:r>
+              <w:rPr>
+                <w:rFonts w:ascii="Arial" w:hAnsi="Arial" w:eastAsia="Arial" w:cs="Tahoma"/>
+                <w:sz w:val="18"/>
+              </w:rPr>
+            </w:r>
+            <w:r>
+              <w:rPr>
+                <w:rFonts w:ascii="Arial" w:hAnsi="Arial" w:eastAsia="Arial" w:cs="Tahoma"/>
+                <w:sz w:val="18"/>
+              </w:rPr>
+              <w:t>integer</w:t>
+            </w:r>
+          </w:p>
+        </w:tc>
+        <w:tc>
+          <w:tcPr>
+            <w:tcW w:type="dxa" w:w="2520"/>
+            <w:vAlign w:val="center"/>
+          </w:tcPr>
+          <w:p>
+            <w:pPr>
+              <w:keepLines/>
+              <w:spacing w:after="0"/>
+            </w:pPr>
+            <w:r>
+              <w:rPr>
+                <w:rFonts w:ascii="Arial" w:hAnsi="Arial" w:eastAsia="Arial" w:cs="Tahoma"/>
+                <w:sz w:val="18"/>
+              </w:rPr>
+            </w:r>
+            <w:r>
+              <w:rPr>
+                <w:rFonts w:ascii="Arial" w:hAnsi="Arial" w:eastAsia="Arial" w:cs="Tahoma"/>
+                <w:sz w:val="18"/>
+              </w:rPr>
+              <w:t>No</w:t>
+            </w:r>
+          </w:p>
+        </w:tc>
+        <w:tc>
+          <w:tcPr>
+            <w:tcW w:type="dxa" w:w="2520"/>
+            <w:vAlign w:val="center"/>
+          </w:tcPr>
+          <w:p>
+            <w:pPr>
+              <w:keepLines/>
+              <w:spacing w:after="0"/>
+            </w:pPr>
+            <w:r>
+              <w:rPr>
+                <w:rFonts w:ascii="Arial" w:hAnsi="Arial" w:eastAsia="Arial" w:cs="Tahoma"/>
+                <w:sz w:val="18"/>
+              </w:rPr>
+            </w:r>
+            <w:r>
+              <w:rPr>
+                <w:rFonts w:ascii="Arial" w:hAnsi="Arial" w:eastAsia="Arial" w:cs="Tahoma"/>
+                <w:sz w:val="18"/>
+              </w:rPr>
+              <w:t xml:space="preserve">ช่อง </w:t>
+            </w:r>
+            <w:r>
+              <w:rPr>
+                <w:rFonts w:ascii="Arial" w:hAnsi="Arial" w:eastAsia="Arial" w:cs="Tahoma"/>
+                <w:b/>
+                <w:sz w:val="18"/>
+              </w:rPr>
+              <w:t>เงินชดเชย (ต่ำสุด)</w:t>
+            </w:r>
+            <w:r>
+              <w:rPr>
+                <w:rFonts w:ascii="Arial" w:hAnsi="Arial" w:eastAsia="Arial" w:cs="Tahoma"/>
+                <w:sz w:val="18"/>
+              </w:rPr>
+              <w:t xml:space="preserve"> — บาท เทียบกับ </w:t>
+            </w:r>
+            <w:r>
+              <w:rPr>
+                <w:rFonts w:ascii="Courier New" w:hAnsi="Courier New" w:eastAsia="Courier New" w:cs="Tahoma"/>
+                <w:sz w:val="18"/>
+              </w:rPr>
+              <w:t>items[].totalCompensationAmount</w:t>
+            </w:r>
+          </w:p>
+        </w:tc>
+      </w:tr>
+      <w:tr>
+        <w:trPr>
+          <w:cantSplit/>
+        </w:trPr>
+        <w:tc>
+          <w:tcPr>
+            <w:tcW w:type="dxa" w:w="2520"/>
+            <w:vAlign w:val="center"/>
+          </w:tcPr>
+          <w:p>
+            <w:pPr>
+              <w:keepLines/>
+              <w:spacing w:after="0"/>
+            </w:pPr>
+            <w:r>
+              <w:rPr>
+                <w:rFonts w:ascii="Arial" w:hAnsi="Arial" w:eastAsia="Arial" w:cs="Tahoma"/>
+                <w:sz w:val="18"/>
+              </w:rPr>
+            </w:r>
+            <w:r>
+              <w:rPr>
+                <w:rFonts w:ascii="Arial" w:hAnsi="Arial" w:eastAsia="Arial" w:cs="Tahoma"/>
+                <w:sz w:val="18"/>
+              </w:rPr>
+              <w:t>compensationMax</w:t>
+            </w:r>
+          </w:p>
+        </w:tc>
+        <w:tc>
+          <w:tcPr>
+            <w:tcW w:type="dxa" w:w="2520"/>
+            <w:vAlign w:val="center"/>
+          </w:tcPr>
+          <w:p>
+            <w:pPr>
+              <w:keepLines/>
+              <w:spacing w:after="0"/>
+            </w:pPr>
+            <w:r>
+              <w:rPr>
+                <w:rFonts w:ascii="Arial" w:hAnsi="Arial" w:eastAsia="Arial" w:cs="Tahoma"/>
+                <w:sz w:val="18"/>
+              </w:rPr>
+            </w:r>
+            <w:r>
+              <w:rPr>
+                <w:rFonts w:ascii="Arial" w:hAnsi="Arial" w:eastAsia="Arial" w:cs="Tahoma"/>
+                <w:sz w:val="18"/>
+              </w:rPr>
+              <w:t>integer</w:t>
+            </w:r>
+          </w:p>
+        </w:tc>
+        <w:tc>
+          <w:tcPr>
+            <w:tcW w:type="dxa" w:w="2520"/>
+            <w:vAlign w:val="center"/>
+          </w:tcPr>
+          <w:p>
+            <w:pPr>
+              <w:keepLines/>
+              <w:spacing w:after="0"/>
+            </w:pPr>
+            <w:r>
+              <w:rPr>
+                <w:rFonts w:ascii="Arial" w:hAnsi="Arial" w:eastAsia="Arial" w:cs="Tahoma"/>
+                <w:sz w:val="18"/>
+              </w:rPr>
+            </w:r>
+            <w:r>
+              <w:rPr>
+                <w:rFonts w:ascii="Arial" w:hAnsi="Arial" w:eastAsia="Arial" w:cs="Tahoma"/>
+                <w:sz w:val="18"/>
+              </w:rPr>
+              <w:t>No</w:t>
+            </w:r>
+          </w:p>
+        </w:tc>
+        <w:tc>
+          <w:tcPr>
+            <w:tcW w:type="dxa" w:w="2520"/>
+            <w:vAlign w:val="center"/>
+          </w:tcPr>
+          <w:p>
+            <w:pPr>
+              <w:keepLines/>
+              <w:spacing w:after="0"/>
+            </w:pPr>
+            <w:r>
+              <w:rPr>
+                <w:rFonts w:ascii="Arial" w:hAnsi="Arial" w:eastAsia="Arial" w:cs="Tahoma"/>
+                <w:sz w:val="18"/>
+              </w:rPr>
+            </w:r>
+            <w:r>
+              <w:rPr>
+                <w:rFonts w:ascii="Arial" w:hAnsi="Arial" w:eastAsia="Arial" w:cs="Tahoma"/>
+                <w:sz w:val="18"/>
+              </w:rPr>
+              <w:t xml:space="preserve">ช่อง </w:t>
+            </w:r>
+            <w:r>
+              <w:rPr>
+                <w:rFonts w:ascii="Arial" w:hAnsi="Arial" w:eastAsia="Arial" w:cs="Tahoma"/>
+                <w:b/>
+                <w:sz w:val="18"/>
+              </w:rPr>
+              <w:t>เงินชดเชย (สูงสุด)</w:t>
+            </w:r>
+            <w:r>
+              <w:rPr>
+                <w:rFonts w:ascii="Arial" w:hAnsi="Arial" w:eastAsia="Arial" w:cs="Tahoma"/>
+                <w:sz w:val="18"/>
+              </w:rPr>
+              <w:t xml:space="preserve"> — บาท เทียบกับ </w:t>
+            </w:r>
+            <w:r>
+              <w:rPr>
+                <w:rFonts w:ascii="Courier New" w:hAnsi="Courier New" w:eastAsia="Courier New" w:cs="Tahoma"/>
+                <w:sz w:val="18"/>
+              </w:rPr>
+              <w:t>items[].totalCompensationAmount</w:t>
             </w:r>
           </w:p>
         </w:tc>
@@ -11273,11 +14212,11 @@
         <w:br/>
         <w:t xml:space="preserve">        &lt;Column field="statusCode" header="สถานะ" sortable /&gt;</w:t>
         <w:br/>
+        <w:t xml:space="preserve">        &lt;Column field="currentOwner" header="currentOwner" sortable /&gt;</w:t>
+        <w:br/>
         <w:t xml:space="preserve">        &lt;Column field="statusName" header="statusName" sortable /&gt;</w:t>
         <w:br/>
         <w:t xml:space="preserve">        &lt;Column field="totalCompensationAmount" header="จำนวนเงินที่ชดเชย" sortable align="right" /&gt;</w:t>
-        <w:br/>
-        <w:t xml:space="preserve">        &lt;Column field="daysPending" header="รอ (วัน)" sortable align="right" /&gt;</w:t>
         <w:br/>
         <w:t xml:space="preserve">      &lt;/Table&gt;</w:t>
         <w:br/>
@@ -11483,13 +14422,33 @@
         <w:br/>
         <w:t>export interface SgiDocumentTasksParams {</w:t>
         <w:br/>
+        <w:t xml:space="preserve">  status?: string;</w:t>
+        <w:br/>
+        <w:t xml:space="preserve">  keyword?: string;</w:t>
+        <w:br/>
+        <w:t xml:space="preserve">  regionCode?: string;</w:t>
+        <w:br/>
+        <w:t xml:space="preserve">  storeType?: string;</w:t>
+        <w:br/>
+        <w:t xml:space="preserve">  createdFrom?: string;</w:t>
+        <w:br/>
+        <w:t xml:space="preserve">  createdTo?: string;</w:t>
+        <w:br/>
+        <w:t xml:space="preserve">  salesDeclineMin?: number;</w:t>
+        <w:br/>
+        <w:t xml:space="preserve">  salesDeclineMax?: number;</w:t>
+        <w:br/>
+        <w:t xml:space="preserve">  compensationMin?: number;</w:t>
+        <w:br/>
+        <w:t xml:space="preserve">  compensationMax?: number;</w:t>
+        <w:br/>
+        <w:t xml:space="preserve">  daysPendingMin?: number;</w:t>
+        <w:br/>
+        <w:t xml:space="preserve">  daysPendingMax?: number;</w:t>
+        <w:br/>
         <w:t xml:space="preserve">  page?: number;</w:t>
         <w:br/>
         <w:t xml:space="preserve">  size?: number;</w:t>
-        <w:br/>
-        <w:t xml:space="preserve">  status?: string;</w:t>
-        <w:br/>
-        <w:t xml:space="preserve">  sectionCode?: string;</w:t>
         <w:br/>
         <w:t>}</w:t>
         <w:br/>
@@ -11512,6 +14471,8 @@
         <w:br/>
         <w:t xml:space="preserve">  statusCode: string;</w:t>
         <w:br/>
+        <w:t xml:space="preserve">  currentOwner: string;</w:t>
+        <w:br/>
         <w:t xml:space="preserve">  statusName: string;</w:t>
         <w:br/>
         <w:t xml:space="preserve">  totalCompensationAmount: number;</w:t>
@@ -11531,13 +14492,33 @@
         <w:br/>
         <w:t xml:space="preserve">  year?: number;</w:t>
         <w:br/>
-        <w:t xml:space="preserve">  storeCode?: string;</w:t>
+        <w:t xml:space="preserve">  impactedStoreCode?: string;</w:t>
         <w:br/>
         <w:t xml:space="preserve">  status?: string;</w:t>
         <w:br/>
+        <w:t xml:space="preserve">  result?: string;</w:t>
+        <w:br/>
+        <w:t xml:space="preserve">  keyword?: string;</w:t>
+        <w:br/>
+        <w:t xml:space="preserve">  regionCode?: string;</w:t>
+        <w:br/>
+        <w:t xml:space="preserve">  storeType?: string;</w:t>
+        <w:br/>
+        <w:t xml:space="preserve">  createdFrom?: string;</w:t>
+        <w:br/>
+        <w:t xml:space="preserve">  createdTo?: string;</w:t>
+        <w:br/>
+        <w:t xml:space="preserve">  salesDeclineMin?: number;</w:t>
+        <w:br/>
+        <w:t xml:space="preserve">  salesDeclineMax?: number;</w:t>
+        <w:br/>
+        <w:t xml:space="preserve">  compensationMin?: number;</w:t>
+        <w:br/>
+        <w:t xml:space="preserve">  compensationMax?: number;</w:t>
+        <w:br/>
         <w:t xml:space="preserve">  page?: number;</w:t>
         <w:br/>
-        <w:t xml:space="preserve">  size?: number;</w:t>
+        <w:t xml:space="preserve">  // TODO: field ที่เหลือดูจากตาราง API ในเอกสารนี้</w:t>
         <w:br/>
         <w:t>}</w:t>
         <w:br/>
@@ -11751,7 +14732,7 @@
         <w:br/>
         <w:t xml:space="preserve">  docNo: yup.string().matches(/^\d{4}\/\d{5}$/, 'เลขที่เอกสารต้องเป็น YYYY/xxxxx (ค.ศ.)'), // ถ้าคลิก row ส่งไป detail</w:t>
         <w:br/>
-        <w:t xml:space="preserve">  year: yup.string().required('กรุณาระบุ year'), // default current year (ค.ศ.)</w:t>
+        <w:t xml:space="preserve">  year: yup.string().required('กรุณาระบุ year'), // **ไม่มีช่องบนหน้าจอทั้งสองหน้า — FE เป็นผู้ใส่ให้**: หน้ารายการใช้ปีปั</w:t>
         <w:br/>
         <w:t xml:space="preserve">  status: yup.string(), // **เงื่อนไขต่อบทบาท (มติ 2026-09-01 · ทำในโปรโตไทป์แล้ว):** หน้า **รอดำ</w:t>
         <w:br/>
@@ -12906,7 +15887,7 @@
                 <w:rFonts w:ascii="Arial" w:hAnsi="Arial" w:eastAsia="Arial" w:cs="Tahoma"/>
                 <w:sz w:val="18"/>
               </w:rPr>
-              <w:t>ผ่านเมื่อถูกกฎ / โยน error เมื่อผิด — กฎ: required สำหรับ /sgi/document · รูปแบบ: ค.ศ. YYYY</w:t>
+              <w:t>ผ่านเมื่อถูกกฎ / โยน error เมื่อผิด — กฎ: required สำหรับ /sgi/document และ /sgi/report/status-summary · รูปแบบ: ค.ศ. YYYY</w:t>
             </w:r>
           </w:p>
         </w:tc>

--- a/LLDD/word/FE/LLDD-FE-Document-Lists.docx
+++ b/LLDD/word/FE/LLDD-FE-Document-Lists.docx
@@ -1197,7 +1197,7 @@
       <w:r>
         <w:drawing>
           <wp:inline xmlns:a="http://schemas.openxmlformats.org/drawingml/2006/main" xmlns:pic="http://schemas.openxmlformats.org/drawingml/2006/picture">
-            <wp:extent cx="5669280" cy="3307080"/>
+            <wp:extent cx="5669280" cy="3007868"/>
             <wp:docPr id="1" name="Picture 1"/>
             <wp:cNvGraphicFramePr>
               <a:graphicFrameLocks noChangeAspect="1"/>
@@ -1218,7 +1218,7 @@
                   <pic:spPr>
                     <a:xfrm>
                       <a:off x="0" y="0"/>
-                      <a:ext cx="5669280" cy="3307080"/>
+                      <a:ext cx="5669280" cy="3007868"/>
                     </a:xfrm>
                     <a:prstGeom prst="rect"/>
                   </pic:spPr>
@@ -1250,7 +1250,7 @@
       <w:r>
         <w:drawing>
           <wp:inline xmlns:a="http://schemas.openxmlformats.org/drawingml/2006/main" xmlns:pic="http://schemas.openxmlformats.org/drawingml/2006/picture">
-            <wp:extent cx="5669280" cy="3307080"/>
+            <wp:extent cx="5669280" cy="3007868"/>
             <wp:docPr id="2" name="Picture 2"/>
             <wp:cNvGraphicFramePr>
               <a:graphicFrameLocks noChangeAspect="1"/>
@@ -1271,7 +1271,7 @@
                   <pic:spPr>
                     <a:xfrm>
                       <a:off x="0" y="0"/>
-                      <a:ext cx="5669280" cy="3307080"/>
+                      <a:ext cx="5669280" cy="3007868"/>
                     </a:xfrm>
                     <a:prstGeom prst="rect"/>
                   </pic:spPr>
@@ -1303,7 +1303,7 @@
       <w:r>
         <w:drawing>
           <wp:inline xmlns:a="http://schemas.openxmlformats.org/drawingml/2006/main" xmlns:pic="http://schemas.openxmlformats.org/drawingml/2006/picture">
-            <wp:extent cx="5669280" cy="3456686"/>
+            <wp:extent cx="5669280" cy="5696839"/>
             <wp:docPr id="3" name="Picture 3"/>
             <wp:cNvGraphicFramePr>
               <a:graphicFrameLocks noChangeAspect="1"/>
@@ -1324,7 +1324,7 @@
                   <pic:spPr>
                     <a:xfrm>
                       <a:off x="0" y="0"/>
-                      <a:ext cx="5669280" cy="3456686"/>
+                      <a:ext cx="5669280" cy="5696839"/>
                     </a:xfrm>
                     <a:prstGeom prst="rect"/>
                   </pic:spPr>
